--- a/Python 3 - Nivel Inicial/Notas_clase_3.docx
+++ b/Python 3 - Nivel Inicial/Notas_clase_3.docx
@@ -10,6 +10,52 @@
         <w:t>Notas Clase 3 - 13/05/25</w:t>
       </w:r>
     </w:p>
+    <w:p/>
+    <w:p/>
+    <w:p>
+      <w:r>
+        <w:drawing>
+          <wp:inline distT="0" distB="0" distL="0" distR="0" wp14:anchorId="107B7066" wp14:editId="6A93B119">
+            <wp:extent cx="3324689" cy="2314898"/>
+            <wp:effectExtent l="0" t="0" r="9525" b="9525"/>
+            <wp:docPr id="1001536428" name="Imagen 1"/>
+            <wp:cNvGraphicFramePr>
+              <a:graphicFrameLocks xmlns:a="http://schemas.openxmlformats.org/drawingml/2006/main" noChangeAspect="1"/>
+            </wp:cNvGraphicFramePr>
+            <a:graphic xmlns:a="http://schemas.openxmlformats.org/drawingml/2006/main">
+              <a:graphicData uri="http://schemas.openxmlformats.org/drawingml/2006/picture">
+                <pic:pic xmlns:pic="http://schemas.openxmlformats.org/drawingml/2006/picture">
+                  <pic:nvPicPr>
+                    <pic:cNvPr id="1001536428" name=""/>
+                    <pic:cNvPicPr/>
+                  </pic:nvPicPr>
+                  <pic:blipFill>
+                    <a:blip r:embed="rId4"/>
+                    <a:stretch>
+                      <a:fillRect/>
+                    </a:stretch>
+                  </pic:blipFill>
+                  <pic:spPr>
+                    <a:xfrm>
+                      <a:off x="0" y="0"/>
+                      <a:ext cx="3324689" cy="2314898"/>
+                    </a:xfrm>
+                    <a:prstGeom prst="rect">
+                      <a:avLst/>
+                    </a:prstGeom>
+                  </pic:spPr>
+                </pic:pic>
+              </a:graphicData>
+            </a:graphic>
+          </wp:inline>
+        </w:drawing>
+      </w:r>
+    </w:p>
+    <w:p>
+      <w:r>
+        <w:t>Los temas en rojo son adicionales. Los otros son los más importantes de la unidad</w:t>
+      </w:r>
+    </w:p>
     <w:p>
       <w:pPr>
         <w:pStyle w:val="Subttulo"/>
@@ -33,10 +79,22 @@
     </w:p>
     <w:p>
       <w:r>
-        <w:t>Son como ladrillos para organizar el código</w:t>
-      </w:r>
-      <w:r>
-        <w:t xml:space="preserve">. </w:t>
+        <w:t xml:space="preserve">Son como ladrillos para organizar </w:t>
+      </w:r>
+      <w:r>
+        <w:t xml:space="preserve">/ estructurar </w:t>
+      </w:r>
+      <w:r>
+        <w:t>el código</w:t>
+      </w:r>
+      <w:r>
+        <w:t>.</w:t>
+      </w:r>
+      <w:r>
+        <w:t xml:space="preserve"> Como un armazón.</w:t>
+      </w:r>
+      <w:r>
+        <w:t xml:space="preserve"> </w:t>
       </w:r>
       <w:r>
         <w:t>E</w:t>
@@ -106,6 +164,10 @@
     </w:p>
     <w:p>
       <w:r>
+        <w:rPr>
+          <w:noProof/>
+        </w:rPr>
+        <w:lastRenderedPageBreak/>
         <w:drawing>
           <wp:inline distT="0" distB="0" distL="0" distR="0" wp14:anchorId="0E6AECB4" wp14:editId="3930575B">
             <wp:extent cx="5400040" cy="3296285"/>
@@ -122,7 +184,7 @@
                     <pic:cNvPicPr/>
                   </pic:nvPicPr>
                   <pic:blipFill>
-                    <a:blip r:embed="rId4"/>
+                    <a:blip r:embed="rId5"/>
                     <a:stretch>
                       <a:fillRect/>
                     </a:stretch>
@@ -181,7 +243,6 @@
           <w:b/>
           <w:bCs/>
         </w:rPr>
-        <w:lastRenderedPageBreak/>
         <w:t>Patrón de Diseño MVC (Modelo, Vista, Controlador)</w:t>
       </w:r>
       <w:r>
@@ -211,6 +272,7 @@
         <w:rPr>
           <w:b/>
           <w:bCs/>
+          <w:noProof/>
         </w:rPr>
         <w:drawing>
           <wp:inline distT="0" distB="0" distL="0" distR="0" wp14:anchorId="1ECDCDE8" wp14:editId="21025A7D">
@@ -228,7 +290,7 @@
                     <pic:cNvPicPr/>
                   </pic:nvPicPr>
                   <pic:blipFill>
-                    <a:blip r:embed="rId5"/>
+                    <a:blip r:embed="rId6"/>
                     <a:stretch>
                       <a:fillRect/>
                     </a:stretch>
@@ -259,15 +321,7 @@
     </w:p>
     <w:p>
       <w:r>
-        <w:t xml:space="preserve">Paralelo con situación persona que </w:t>
-      </w:r>
-      <w:proofErr w:type="gramStart"/>
-      <w:r>
-        <w:t>va  a</w:t>
-      </w:r>
-      <w:proofErr w:type="gramEnd"/>
-      <w:r>
-        <w:t xml:space="preserve"> comprar un auto, lo atiende el </w:t>
+        <w:t xml:space="preserve">Paralelo con situación persona que va  a comprar un auto, lo atiende el </w:t>
       </w:r>
       <w:r>
         <w:t>vendedor (vista)</w:t>
@@ -276,74 +330,31 @@
         <w:t xml:space="preserve"> </w:t>
       </w:r>
       <w:r>
-        <w:t xml:space="preserve">quien le pasa la consulta al gerente que es el que gestiona, lleva y trae, </w:t>
-      </w:r>
-      <w:proofErr w:type="spellStart"/>
-      <w:r>
-        <w:t>etc</w:t>
-      </w:r>
-      <w:proofErr w:type="spellEnd"/>
+        <w:t xml:space="preserve">quien le pasa la consulta al gerente que es el que gestiona, lleva y trae, etc </w:t>
+      </w:r>
+      <w:r>
+        <w:t>(controlador)</w:t>
+      </w:r>
+      <w:r>
+        <w:t xml:space="preserve">. El gerente </w:t>
+      </w:r>
+      <w:r>
+        <w:t xml:space="preserve">le pasa la consulta al </w:t>
+      </w:r>
+      <w:r>
+        <w:t>Ingeniero</w:t>
+      </w:r>
       <w:r>
         <w:t xml:space="preserve"> </w:t>
       </w:r>
       <w:r>
-        <w:t>(controlador)</w:t>
-      </w:r>
-      <w:r>
-        <w:t xml:space="preserve">. El gerente </w:t>
-      </w:r>
-      <w:r>
-        <w:t xml:space="preserve">le pasa la consulta al </w:t>
-      </w:r>
-      <w:proofErr w:type="gramStart"/>
-      <w:r>
-        <w:t>Ingeniero</w:t>
-      </w:r>
-      <w:r>
-        <w:t xml:space="preserve"> </w:t>
-      </w:r>
-      <w:r>
-        <w:t xml:space="preserve"> que</w:t>
-      </w:r>
-      <w:proofErr w:type="gramEnd"/>
-      <w:r>
-        <w:t xml:space="preserve"> es el </w:t>
-      </w:r>
-      <w:proofErr w:type="spellStart"/>
-      <w:r>
-        <w:t>quepiensa</w:t>
-      </w:r>
-      <w:proofErr w:type="spellEnd"/>
-      <w:r>
-        <w:t xml:space="preserve"> y hace los cálculos, </w:t>
-      </w:r>
-      <w:r>
-        <w:t>el razonamiento avanzado</w:t>
-      </w:r>
-      <w:r>
-        <w:t xml:space="preserve"> (modelo)</w:t>
-      </w:r>
-      <w:r>
-        <w:t xml:space="preserve">. El </w:t>
-      </w:r>
-      <w:proofErr w:type="spellStart"/>
-      <w:r>
-        <w:t>Ing</w:t>
-      </w:r>
-      <w:proofErr w:type="spellEnd"/>
-      <w:r>
-        <w:t xml:space="preserve"> devuelve la consulta al </w:t>
-      </w:r>
-      <w:r>
-        <w:t xml:space="preserve">Gerente y este hace nuevamente la gestión para presentarle la </w:t>
-      </w:r>
-      <w:proofErr w:type="gramStart"/>
-      <w:r>
-        <w:t>respuesta  al</w:t>
-      </w:r>
-      <w:proofErr w:type="gramEnd"/>
-      <w:r>
-        <w:t xml:space="preserve"> vendedor (vista) </w:t>
+        <w:t xml:space="preserve"> que es el quepiensa y hace los cálculos, el razonamiento avanzado (modelo)</w:t>
+      </w:r>
+      <w:r>
+        <w:t xml:space="preserve">. El Ing devuelve la consulta al </w:t>
+      </w:r>
+      <w:r>
+        <w:t xml:space="preserve">Gerente y este hace nuevamente la gestión para presentarle la respuesta  al vendedor (vista) </w:t>
       </w:r>
     </w:p>
     <w:p/>
@@ -367,102 +378,20 @@
     <w:p/>
     <w:p>
       <w:r>
-        <w:t xml:space="preserve">Modelo seria </w:t>
-      </w:r>
-      <w:proofErr w:type="spellStart"/>
-      <w:r>
-        <w:t>mas</w:t>
-      </w:r>
-      <w:proofErr w:type="spellEnd"/>
-      <w:r>
-        <w:t xml:space="preserve"> almacenamiento (si cambio el almacenamiento de la </w:t>
-      </w:r>
-      <w:proofErr w:type="spellStart"/>
-      <w:r>
-        <w:t>info</w:t>
-      </w:r>
-      <w:proofErr w:type="spellEnd"/>
-      <w:r>
-        <w:t xml:space="preserve"> de memoria a </w:t>
-      </w:r>
-      <w:proofErr w:type="spellStart"/>
-      <w:r>
-        <w:t>db</w:t>
-      </w:r>
-      <w:proofErr w:type="spellEnd"/>
-      <w:r>
-        <w:t>)</w:t>
-      </w:r>
-    </w:p>
-    <w:p>
-      <w:r>
-        <w:t xml:space="preserve">Vista será </w:t>
-      </w:r>
-      <w:proofErr w:type="spellStart"/>
-      <w:proofErr w:type="gramStart"/>
-      <w:r>
-        <w:t>mas</w:t>
-      </w:r>
-      <w:proofErr w:type="spellEnd"/>
-      <w:r>
-        <w:t xml:space="preserve">  como</w:t>
-      </w:r>
-      <w:proofErr w:type="gramEnd"/>
-      <w:r>
-        <w:t xml:space="preserve"> se muestra la información (por </w:t>
-      </w:r>
-      <w:proofErr w:type="gramStart"/>
-      <w:r>
-        <w:t>ejemplo</w:t>
-      </w:r>
-      <w:proofErr w:type="gramEnd"/>
-      <w:r>
-        <w:t xml:space="preserve"> cambios en el </w:t>
-      </w:r>
-      <w:proofErr w:type="spellStart"/>
-      <w:r>
-        <w:t>front</w:t>
-      </w:r>
-      <w:proofErr w:type="spellEnd"/>
-      <w:r>
-        <w:t xml:space="preserve"> </w:t>
-      </w:r>
-      <w:proofErr w:type="spellStart"/>
-      <w:r>
-        <w:t>end</w:t>
-      </w:r>
-      <w:proofErr w:type="spellEnd"/>
-      <w:r>
-        <w:t>)</w:t>
-      </w:r>
-    </w:p>
-    <w:p>
-      <w:proofErr w:type="gramStart"/>
-      <w:r>
-        <w:t>Controlador seria</w:t>
-      </w:r>
-      <w:proofErr w:type="gramEnd"/>
-      <w:r>
-        <w:t xml:space="preserve"> </w:t>
-      </w:r>
-      <w:proofErr w:type="spellStart"/>
-      <w:r>
-        <w:t>mas</w:t>
-      </w:r>
-      <w:proofErr w:type="spellEnd"/>
-      <w:r>
-        <w:t xml:space="preserve"> el que gestiona</w:t>
-      </w:r>
-      <w:r>
-        <w:t xml:space="preserve"> la obtención de la </w:t>
-      </w:r>
-      <w:proofErr w:type="spellStart"/>
-      <w:r>
-        <w:t>info</w:t>
-      </w:r>
-      <w:proofErr w:type="spellEnd"/>
-      <w:r>
-        <w:t xml:space="preserve"> entre vista y modelo ()</w:t>
+        <w:t>Modelo seria mas almacenamiento (si cambio el almacenamiento de la info de memoria a db)</w:t>
+      </w:r>
+    </w:p>
+    <w:p>
+      <w:r>
+        <w:t>Vista será mas  como se muestra la información (por ejemplo cambios en el front end)</w:t>
+      </w:r>
+    </w:p>
+    <w:p>
+      <w:r>
+        <w:t>Controlador seria mas el que gestiona</w:t>
+      </w:r>
+      <w:r>
+        <w:t xml:space="preserve"> la obtención de la info entre vista y modelo ()</w:t>
       </w:r>
     </w:p>
     <w:p>
@@ -485,8 +414,402 @@
         <w:pStyle w:val="Subttulo"/>
       </w:pPr>
       <w:r>
+        <w:t>Hacemos ejercicios Unidad 3</w:t>
+      </w:r>
+    </w:p>
+    <w:p>
+      <w:pPr>
+        <w:rPr>
+          <w:u w:val="single"/>
+        </w:rPr>
+      </w:pPr>
+    </w:p>
+    <w:p>
+      <w:r>
+        <w:t>Vamos a revisar una serie de ejercicios que va a ir evolucionando el mismo patrón de diseño</w:t>
+      </w:r>
+      <w:r>
+        <w:t xml:space="preserve">. </w:t>
+      </w:r>
+    </w:p>
+    <w:p/>
+    <w:p>
+      <w:r>
+        <w:rPr>
+          <w:highlight w:val="yellow"/>
+        </w:rPr>
+        <w:t xml:space="preserve">Focalizar de los ejercicios del 5 al 9 y </w:t>
+      </w:r>
+      <w:r>
+        <w:rPr>
+          <w:highlight w:val="yellow"/>
+        </w:rPr>
+        <w:t>aplicar</w:t>
+      </w:r>
+      <w:r>
+        <w:rPr>
+          <w:highlight w:val="yellow"/>
+        </w:rPr>
+        <w:t xml:space="preserve"> el patrón MVC</w:t>
+      </w:r>
+    </w:p>
+    <w:p>
+      <w:pPr>
+        <w:rPr>
+          <w:u w:val="single"/>
+        </w:rPr>
+      </w:pPr>
+      <w:r>
+        <w:rPr>
+          <w:u w:val="single"/>
+        </w:rPr>
         <w:lastRenderedPageBreak/>
-        <w:t>Hacemos ejercicios Unidad 3</w:t>
+        <w:drawing>
+          <wp:inline distT="0" distB="0" distL="0" distR="0" wp14:anchorId="41937839" wp14:editId="438018D3">
+            <wp:extent cx="5400040" cy="3971925"/>
+            <wp:effectExtent l="0" t="0" r="0" b="9525"/>
+            <wp:docPr id="136912778" name="Imagen 1"/>
+            <wp:cNvGraphicFramePr>
+              <a:graphicFrameLocks xmlns:a="http://schemas.openxmlformats.org/drawingml/2006/main" noChangeAspect="1"/>
+            </wp:cNvGraphicFramePr>
+            <a:graphic xmlns:a="http://schemas.openxmlformats.org/drawingml/2006/main">
+              <a:graphicData uri="http://schemas.openxmlformats.org/drawingml/2006/picture">
+                <pic:pic xmlns:pic="http://schemas.openxmlformats.org/drawingml/2006/picture">
+                  <pic:nvPicPr>
+                    <pic:cNvPr id="136912778" name=""/>
+                    <pic:cNvPicPr/>
+                  </pic:nvPicPr>
+                  <pic:blipFill>
+                    <a:blip r:embed="rId7"/>
+                    <a:stretch>
+                      <a:fillRect/>
+                    </a:stretch>
+                  </pic:blipFill>
+                  <pic:spPr>
+                    <a:xfrm>
+                      <a:off x="0" y="0"/>
+                      <a:ext cx="5400040" cy="3971925"/>
+                    </a:xfrm>
+                    <a:prstGeom prst="rect">
+                      <a:avLst/>
+                    </a:prstGeom>
+                  </pic:spPr>
+                </pic:pic>
+              </a:graphicData>
+            </a:graphic>
+          </wp:inline>
+        </w:drawing>
+      </w:r>
+    </w:p>
+    <w:p>
+      <w:r>
+        <w:drawing>
+          <wp:inline distT="0" distB="0" distL="0" distR="0" wp14:anchorId="32014B55" wp14:editId="7BF9EDFE">
+            <wp:extent cx="5400040" cy="953770"/>
+            <wp:effectExtent l="0" t="0" r="0" b="0"/>
+            <wp:docPr id="1385218604" name="Imagen 1"/>
+            <wp:cNvGraphicFramePr>
+              <a:graphicFrameLocks xmlns:a="http://schemas.openxmlformats.org/drawingml/2006/main" noChangeAspect="1"/>
+            </wp:cNvGraphicFramePr>
+            <a:graphic xmlns:a="http://schemas.openxmlformats.org/drawingml/2006/main">
+              <a:graphicData uri="http://schemas.openxmlformats.org/drawingml/2006/picture">
+                <pic:pic xmlns:pic="http://schemas.openxmlformats.org/drawingml/2006/picture">
+                  <pic:nvPicPr>
+                    <pic:cNvPr id="1385218604" name=""/>
+                    <pic:cNvPicPr/>
+                  </pic:nvPicPr>
+                  <pic:blipFill>
+                    <a:blip r:embed="rId8"/>
+                    <a:stretch>
+                      <a:fillRect/>
+                    </a:stretch>
+                  </pic:blipFill>
+                  <pic:spPr>
+                    <a:xfrm>
+                      <a:off x="0" y="0"/>
+                      <a:ext cx="5400040" cy="953770"/>
+                    </a:xfrm>
+                    <a:prstGeom prst="rect">
+                      <a:avLst/>
+                    </a:prstGeom>
+                  </pic:spPr>
+                </pic:pic>
+              </a:graphicData>
+            </a:graphic>
+          </wp:inline>
+        </w:drawing>
+      </w:r>
+    </w:p>
+    <w:p/>
+    <w:p>
+      <w:r>
+        <w:t>La solución de abajo tiene un error en el if else, pero está planteada como para resolver el ejercicio</w:t>
+      </w:r>
+    </w:p>
+    <w:p>
+      <w:r>
+        <w:lastRenderedPageBreak/>
+        <w:drawing>
+          <wp:inline distT="0" distB="0" distL="0" distR="0" wp14:anchorId="3FABBA5C" wp14:editId="1C92FC41">
+            <wp:extent cx="5400040" cy="2934335"/>
+            <wp:effectExtent l="0" t="0" r="0" b="0"/>
+            <wp:docPr id="1050890153" name="Imagen 1"/>
+            <wp:cNvGraphicFramePr>
+              <a:graphicFrameLocks xmlns:a="http://schemas.openxmlformats.org/drawingml/2006/main" noChangeAspect="1"/>
+            </wp:cNvGraphicFramePr>
+            <a:graphic xmlns:a="http://schemas.openxmlformats.org/drawingml/2006/main">
+              <a:graphicData uri="http://schemas.openxmlformats.org/drawingml/2006/picture">
+                <pic:pic xmlns:pic="http://schemas.openxmlformats.org/drawingml/2006/picture">
+                  <pic:nvPicPr>
+                    <pic:cNvPr id="1050890153" name=""/>
+                    <pic:cNvPicPr/>
+                  </pic:nvPicPr>
+                  <pic:blipFill>
+                    <a:blip r:embed="rId9"/>
+                    <a:stretch>
+                      <a:fillRect/>
+                    </a:stretch>
+                  </pic:blipFill>
+                  <pic:spPr>
+                    <a:xfrm>
+                      <a:off x="0" y="0"/>
+                      <a:ext cx="5400040" cy="2934335"/>
+                    </a:xfrm>
+                    <a:prstGeom prst="rect">
+                      <a:avLst/>
+                    </a:prstGeom>
+                  </pic:spPr>
+                </pic:pic>
+              </a:graphicData>
+            </a:graphic>
+          </wp:inline>
+        </w:drawing>
+      </w:r>
+    </w:p>
+    <w:p/>
+    <w:p>
+      <w:r>
+        <w:drawing>
+          <wp:inline distT="0" distB="0" distL="0" distR="0" wp14:anchorId="37E9D61E" wp14:editId="7127840C">
+            <wp:extent cx="5400040" cy="855345"/>
+            <wp:effectExtent l="0" t="0" r="0" b="1905"/>
+            <wp:docPr id="360811151" name="Imagen 1"/>
+            <wp:cNvGraphicFramePr>
+              <a:graphicFrameLocks xmlns:a="http://schemas.openxmlformats.org/drawingml/2006/main" noChangeAspect="1"/>
+            </wp:cNvGraphicFramePr>
+            <a:graphic xmlns:a="http://schemas.openxmlformats.org/drawingml/2006/main">
+              <a:graphicData uri="http://schemas.openxmlformats.org/drawingml/2006/picture">
+                <pic:pic xmlns:pic="http://schemas.openxmlformats.org/drawingml/2006/picture">
+                  <pic:nvPicPr>
+                    <pic:cNvPr id="360811151" name=""/>
+                    <pic:cNvPicPr/>
+                  </pic:nvPicPr>
+                  <pic:blipFill>
+                    <a:blip r:embed="rId10"/>
+                    <a:stretch>
+                      <a:fillRect/>
+                    </a:stretch>
+                  </pic:blipFill>
+                  <pic:spPr>
+                    <a:xfrm>
+                      <a:off x="0" y="0"/>
+                      <a:ext cx="5400040" cy="855345"/>
+                    </a:xfrm>
+                    <a:prstGeom prst="rect">
+                      <a:avLst/>
+                    </a:prstGeom>
+                  </pic:spPr>
+                </pic:pic>
+              </a:graphicData>
+            </a:graphic>
+          </wp:inline>
+        </w:drawing>
+      </w:r>
+    </w:p>
+    <w:p>
+      <w:r>
+        <w:drawing>
+          <wp:inline distT="0" distB="0" distL="0" distR="0" wp14:anchorId="11F20AAB" wp14:editId="75FF8939">
+            <wp:extent cx="5400040" cy="4544695"/>
+            <wp:effectExtent l="0" t="0" r="0" b="8255"/>
+            <wp:docPr id="1341860608" name="Imagen 1"/>
+            <wp:cNvGraphicFramePr>
+              <a:graphicFrameLocks xmlns:a="http://schemas.openxmlformats.org/drawingml/2006/main" noChangeAspect="1"/>
+            </wp:cNvGraphicFramePr>
+            <a:graphic xmlns:a="http://schemas.openxmlformats.org/drawingml/2006/main">
+              <a:graphicData uri="http://schemas.openxmlformats.org/drawingml/2006/picture">
+                <pic:pic xmlns:pic="http://schemas.openxmlformats.org/drawingml/2006/picture">
+                  <pic:nvPicPr>
+                    <pic:cNvPr id="1341860608" name=""/>
+                    <pic:cNvPicPr/>
+                  </pic:nvPicPr>
+                  <pic:blipFill>
+                    <a:blip r:embed="rId11"/>
+                    <a:stretch>
+                      <a:fillRect/>
+                    </a:stretch>
+                  </pic:blipFill>
+                  <pic:spPr>
+                    <a:xfrm>
+                      <a:off x="0" y="0"/>
+                      <a:ext cx="5400040" cy="4544695"/>
+                    </a:xfrm>
+                    <a:prstGeom prst="rect">
+                      <a:avLst/>
+                    </a:prstGeom>
+                  </pic:spPr>
+                </pic:pic>
+              </a:graphicData>
+            </a:graphic>
+          </wp:inline>
+        </w:drawing>
+      </w:r>
+    </w:p>
+    <w:p>
+      <w:r>
+        <w:lastRenderedPageBreak/>
+        <w:t>Al agregar la variable compra que se va completando en cada iteración, para guardar el detalle de lo que se compró y la cantidad.. se está haciendo un cambio más a nivel Modelo (en la información que se guarda en mi programa)</w:t>
+      </w:r>
+    </w:p>
+    <w:p>
+      <w:r>
+        <w:drawing>
+          <wp:inline distT="0" distB="0" distL="0" distR="0" wp14:anchorId="716C8544" wp14:editId="67A2AB74">
+            <wp:extent cx="5400040" cy="917575"/>
+            <wp:effectExtent l="0" t="0" r="0" b="0"/>
+            <wp:docPr id="1561423723" name="Imagen 1"/>
+            <wp:cNvGraphicFramePr>
+              <a:graphicFrameLocks xmlns:a="http://schemas.openxmlformats.org/drawingml/2006/main" noChangeAspect="1"/>
+            </wp:cNvGraphicFramePr>
+            <a:graphic xmlns:a="http://schemas.openxmlformats.org/drawingml/2006/main">
+              <a:graphicData uri="http://schemas.openxmlformats.org/drawingml/2006/picture">
+                <pic:pic xmlns:pic="http://schemas.openxmlformats.org/drawingml/2006/picture">
+                  <pic:nvPicPr>
+                    <pic:cNvPr id="1561423723" name=""/>
+                    <pic:cNvPicPr/>
+                  </pic:nvPicPr>
+                  <pic:blipFill>
+                    <a:blip r:embed="rId12"/>
+                    <a:stretch>
+                      <a:fillRect/>
+                    </a:stretch>
+                  </pic:blipFill>
+                  <pic:spPr>
+                    <a:xfrm>
+                      <a:off x="0" y="0"/>
+                      <a:ext cx="5400040" cy="917575"/>
+                    </a:xfrm>
+                    <a:prstGeom prst="rect">
+                      <a:avLst/>
+                    </a:prstGeom>
+                  </pic:spPr>
+                </pic:pic>
+              </a:graphicData>
+            </a:graphic>
+          </wp:inline>
+        </w:drawing>
+      </w:r>
+    </w:p>
+    <w:p>
+      <w:r>
+        <w:t>Acá tmb es cambio a nivel modelo (almacena en dict en vez de en lista)</w:t>
+      </w:r>
+    </w:p>
+    <w:p/>
+    <w:p/>
+    <w:p>
+      <w:r>
+        <w:drawing>
+          <wp:inline distT="0" distB="0" distL="0" distR="0" wp14:anchorId="451B14A3" wp14:editId="63DA87D2">
+            <wp:extent cx="5400040" cy="1992630"/>
+            <wp:effectExtent l="0" t="0" r="0" b="7620"/>
+            <wp:docPr id="1233620108" name="Imagen 1"/>
+            <wp:cNvGraphicFramePr>
+              <a:graphicFrameLocks xmlns:a="http://schemas.openxmlformats.org/drawingml/2006/main" noChangeAspect="1"/>
+            </wp:cNvGraphicFramePr>
+            <a:graphic xmlns:a="http://schemas.openxmlformats.org/drawingml/2006/main">
+              <a:graphicData uri="http://schemas.openxmlformats.org/drawingml/2006/picture">
+                <pic:pic xmlns:pic="http://schemas.openxmlformats.org/drawingml/2006/picture">
+                  <pic:nvPicPr>
+                    <pic:cNvPr id="1233620108" name=""/>
+                    <pic:cNvPicPr/>
+                  </pic:nvPicPr>
+                  <pic:blipFill>
+                    <a:blip r:embed="rId13"/>
+                    <a:stretch>
+                      <a:fillRect/>
+                    </a:stretch>
+                  </pic:blipFill>
+                  <pic:spPr>
+                    <a:xfrm>
+                      <a:off x="0" y="0"/>
+                      <a:ext cx="5400040" cy="1992630"/>
+                    </a:xfrm>
+                    <a:prstGeom prst="rect">
+                      <a:avLst/>
+                    </a:prstGeom>
+                  </pic:spPr>
+                </pic:pic>
+              </a:graphicData>
+            </a:graphic>
+          </wp:inline>
+        </w:drawing>
+      </w:r>
+    </w:p>
+    <w:p>
+      <w:r>
+        <w:t>Pide hacer ABMC</w:t>
+      </w:r>
+    </w:p>
+    <w:p/>
+    <w:p>
+      <w:r>
+        <w:t>Al hacer el menú de opciones de acciones ofrecidas, es algo a nivel vista</w:t>
+      </w:r>
+    </w:p>
+    <w:p>
+      <w:r>
+        <w:drawing>
+          <wp:inline distT="0" distB="0" distL="0" distR="0" wp14:anchorId="09E52B89" wp14:editId="52709159">
+            <wp:extent cx="5400040" cy="3140075"/>
+            <wp:effectExtent l="0" t="0" r="0" b="3175"/>
+            <wp:docPr id="2048961815" name="Imagen 1"/>
+            <wp:cNvGraphicFramePr>
+              <a:graphicFrameLocks xmlns:a="http://schemas.openxmlformats.org/drawingml/2006/main" noChangeAspect="1"/>
+            </wp:cNvGraphicFramePr>
+            <a:graphic xmlns:a="http://schemas.openxmlformats.org/drawingml/2006/main">
+              <a:graphicData uri="http://schemas.openxmlformats.org/drawingml/2006/picture">
+                <pic:pic xmlns:pic="http://schemas.openxmlformats.org/drawingml/2006/picture">
+                  <pic:nvPicPr>
+                    <pic:cNvPr id="2048961815" name=""/>
+                    <pic:cNvPicPr/>
+                  </pic:nvPicPr>
+                  <pic:blipFill>
+                    <a:blip r:embed="rId14"/>
+                    <a:stretch>
+                      <a:fillRect/>
+                    </a:stretch>
+                  </pic:blipFill>
+                  <pic:spPr>
+                    <a:xfrm>
+                      <a:off x="0" y="0"/>
+                      <a:ext cx="5400040" cy="3140075"/>
+                    </a:xfrm>
+                    <a:prstGeom prst="rect">
+                      <a:avLst/>
+                    </a:prstGeom>
+                  </pic:spPr>
+                </pic:pic>
+              </a:graphicData>
+            </a:graphic>
+          </wp:inline>
+        </w:drawing>
+      </w:r>
+    </w:p>
+    <w:p>
+      <w:r>
+        <w:lastRenderedPageBreak/>
+        <w:t>El while que maneja lo que pasa con las elecciones del usuario es más a nivel controlador</w:t>
       </w:r>
     </w:p>
     <w:p>
@@ -495,10 +818,269 @@
           <w:u w:val="single"/>
         </w:rPr>
       </w:pPr>
-    </w:p>
-    <w:p>
-      <w:r>
-        <w:t>Ejercicio 5</w:t>
+      <w:r>
+        <w:drawing>
+          <wp:inline distT="0" distB="0" distL="0" distR="0" wp14:anchorId="4ADA8230" wp14:editId="3AE0D79A">
+            <wp:extent cx="5400040" cy="2308860"/>
+            <wp:effectExtent l="0" t="0" r="0" b="0"/>
+            <wp:docPr id="145517059" name="Imagen 1"/>
+            <wp:cNvGraphicFramePr>
+              <a:graphicFrameLocks xmlns:a="http://schemas.openxmlformats.org/drawingml/2006/main" noChangeAspect="1"/>
+            </wp:cNvGraphicFramePr>
+            <a:graphic xmlns:a="http://schemas.openxmlformats.org/drawingml/2006/main">
+              <a:graphicData uri="http://schemas.openxmlformats.org/drawingml/2006/picture">
+                <pic:pic xmlns:pic="http://schemas.openxmlformats.org/drawingml/2006/picture">
+                  <pic:nvPicPr>
+                    <pic:cNvPr id="145517059" name=""/>
+                    <pic:cNvPicPr/>
+                  </pic:nvPicPr>
+                  <pic:blipFill>
+                    <a:blip r:embed="rId15"/>
+                    <a:stretch>
+                      <a:fillRect/>
+                    </a:stretch>
+                  </pic:blipFill>
+                  <pic:spPr>
+                    <a:xfrm>
+                      <a:off x="0" y="0"/>
+                      <a:ext cx="5400040" cy="2308860"/>
+                    </a:xfrm>
+                    <a:prstGeom prst="rect">
+                      <a:avLst/>
+                    </a:prstGeom>
+                  </pic:spPr>
+                </pic:pic>
+              </a:graphicData>
+            </a:graphic>
+          </wp:inline>
+        </w:drawing>
+      </w:r>
+    </w:p>
+    <w:p>
+      <w:pPr>
+        <w:rPr>
+          <w:u w:val="single"/>
+        </w:rPr>
+      </w:pPr>
+    </w:p>
+    <w:p>
+      <w:pPr>
+        <w:rPr>
+          <w:u w:val="single"/>
+        </w:rPr>
+      </w:pPr>
+      <w:r>
+        <w:rPr>
+          <w:u w:val="single"/>
+        </w:rPr>
+        <w:t>En este ejerccion falta lógica a nivel modelo (no hay lógica interna, nada que piense)</w:t>
+      </w:r>
+    </w:p>
+    <w:p>
+      <w:pPr>
+        <w:rPr>
+          <w:u w:val="single"/>
+        </w:rPr>
+      </w:pPr>
+    </w:p>
+    <w:p>
+      <w:pPr>
+        <w:rPr>
+          <w:u w:val="single"/>
+        </w:rPr>
+      </w:pPr>
+    </w:p>
+    <w:p>
+      <w:pPr>
+        <w:rPr>
+          <w:u w:val="single"/>
+        </w:rPr>
+      </w:pPr>
+    </w:p>
+    <w:p>
+      <w:r>
+        <w:t xml:space="preserve">En el ejercicio 8.1 </w:t>
+      </w:r>
+      <w:r>
+        <w:t xml:space="preserve">se incorpora lógica a nivel modelo, están las rutinas(funciones) que llama cada elección </w:t>
+      </w:r>
+    </w:p>
+    <w:p/>
+    <w:p>
+      <w:r>
+        <w:drawing>
+          <wp:inline distT="0" distB="0" distL="0" distR="0" wp14:anchorId="08DCF2FF" wp14:editId="4A18BF41">
+            <wp:extent cx="5400040" cy="3829050"/>
+            <wp:effectExtent l="0" t="0" r="0" b="0"/>
+            <wp:docPr id="186070589" name="Imagen 1"/>
+            <wp:cNvGraphicFramePr>
+              <a:graphicFrameLocks xmlns:a="http://schemas.openxmlformats.org/drawingml/2006/main" noChangeAspect="1"/>
+            </wp:cNvGraphicFramePr>
+            <a:graphic xmlns:a="http://schemas.openxmlformats.org/drawingml/2006/main">
+              <a:graphicData uri="http://schemas.openxmlformats.org/drawingml/2006/picture">
+                <pic:pic xmlns:pic="http://schemas.openxmlformats.org/drawingml/2006/picture">
+                  <pic:nvPicPr>
+                    <pic:cNvPr id="186070589" name=""/>
+                    <pic:cNvPicPr/>
+                  </pic:nvPicPr>
+                  <pic:blipFill>
+                    <a:blip r:embed="rId16"/>
+                    <a:stretch>
+                      <a:fillRect/>
+                    </a:stretch>
+                  </pic:blipFill>
+                  <pic:spPr>
+                    <a:xfrm>
+                      <a:off x="0" y="0"/>
+                      <a:ext cx="5400040" cy="3829050"/>
+                    </a:xfrm>
+                    <a:prstGeom prst="rect">
+                      <a:avLst/>
+                    </a:prstGeom>
+                  </pic:spPr>
+                </pic:pic>
+              </a:graphicData>
+            </a:graphic>
+          </wp:inline>
+        </w:drawing>
+      </w:r>
+    </w:p>
+    <w:p/>
+    <w:p>
+      <w:pPr>
+        <w:rPr>
+          <w:u w:val="single"/>
+        </w:rPr>
+      </w:pPr>
+      <w:r>
+        <w:t>En el 8.3 el controlador le pasa la información mas detallada al modelo que anteriormente venia toda mezclada de la vista. Es un cambio más a nivel controlador</w:t>
+      </w:r>
+    </w:p>
+    <w:p/>
+    <w:p/>
+    <w:p>
+      <w:r>
+        <w:drawing>
+          <wp:inline distT="0" distB="0" distL="0" distR="0" wp14:anchorId="21B393C9" wp14:editId="21715533">
+            <wp:extent cx="5400040" cy="2941955"/>
+            <wp:effectExtent l="0" t="0" r="0" b="0"/>
+            <wp:docPr id="1951305846" name="Imagen 1"/>
+            <wp:cNvGraphicFramePr>
+              <a:graphicFrameLocks xmlns:a="http://schemas.openxmlformats.org/drawingml/2006/main" noChangeAspect="1"/>
+            </wp:cNvGraphicFramePr>
+            <a:graphic xmlns:a="http://schemas.openxmlformats.org/drawingml/2006/main">
+              <a:graphicData uri="http://schemas.openxmlformats.org/drawingml/2006/picture">
+                <pic:pic xmlns:pic="http://schemas.openxmlformats.org/drawingml/2006/picture">
+                  <pic:nvPicPr>
+                    <pic:cNvPr id="1951305846" name=""/>
+                    <pic:cNvPicPr/>
+                  </pic:nvPicPr>
+                  <pic:blipFill>
+                    <a:blip r:embed="rId17"/>
+                    <a:stretch>
+                      <a:fillRect/>
+                    </a:stretch>
+                  </pic:blipFill>
+                  <pic:spPr>
+                    <a:xfrm>
+                      <a:off x="0" y="0"/>
+                      <a:ext cx="5400040" cy="2941955"/>
+                    </a:xfrm>
+                    <a:prstGeom prst="rect">
+                      <a:avLst/>
+                    </a:prstGeom>
+                  </pic:spPr>
+                </pic:pic>
+              </a:graphicData>
+            </a:graphic>
+          </wp:inline>
+        </w:drawing>
+      </w:r>
+    </w:p>
+    <w:p/>
+    <w:p>
+      <w:r>
+        <w:lastRenderedPageBreak/>
+        <w:drawing>
+          <wp:inline distT="0" distB="0" distL="0" distR="0" wp14:anchorId="39700B00" wp14:editId="0D442083">
+            <wp:extent cx="5400040" cy="4236085"/>
+            <wp:effectExtent l="0" t="0" r="0" b="0"/>
+            <wp:docPr id="610023073" name="Imagen 1"/>
+            <wp:cNvGraphicFramePr>
+              <a:graphicFrameLocks xmlns:a="http://schemas.openxmlformats.org/drawingml/2006/main" noChangeAspect="1"/>
+            </wp:cNvGraphicFramePr>
+            <a:graphic xmlns:a="http://schemas.openxmlformats.org/drawingml/2006/main">
+              <a:graphicData uri="http://schemas.openxmlformats.org/drawingml/2006/picture">
+                <pic:pic xmlns:pic="http://schemas.openxmlformats.org/drawingml/2006/picture">
+                  <pic:nvPicPr>
+                    <pic:cNvPr id="610023073" name=""/>
+                    <pic:cNvPicPr/>
+                  </pic:nvPicPr>
+                  <pic:blipFill>
+                    <a:blip r:embed="rId18"/>
+                    <a:stretch>
+                      <a:fillRect/>
+                    </a:stretch>
+                  </pic:blipFill>
+                  <pic:spPr>
+                    <a:xfrm>
+                      <a:off x="0" y="0"/>
+                      <a:ext cx="5400040" cy="4236085"/>
+                    </a:xfrm>
+                    <a:prstGeom prst="rect">
+                      <a:avLst/>
+                    </a:prstGeom>
+                  </pic:spPr>
+                </pic:pic>
+              </a:graphicData>
+            </a:graphic>
+          </wp:inline>
+        </w:drawing>
+      </w:r>
+    </w:p>
+    <w:p/>
+    <w:p>
+      <w:r>
+        <w:t>En los ejercicios en los que se pide modificar un registro, hay que agregar algún campo adicional que sirva como identificador del registro (un nro, una key, un id)</w:t>
+      </w:r>
+    </w:p>
+    <w:p>
+      <w:r>
+        <w:drawing>
+          <wp:inline distT="0" distB="0" distL="0" distR="0" wp14:anchorId="131C733B" wp14:editId="24045665">
+            <wp:extent cx="5400040" cy="2836545"/>
+            <wp:effectExtent l="0" t="0" r="0" b="1905"/>
+            <wp:docPr id="1300337057" name="Imagen 1"/>
+            <wp:cNvGraphicFramePr>
+              <a:graphicFrameLocks xmlns:a="http://schemas.openxmlformats.org/drawingml/2006/main" noChangeAspect="1"/>
+            </wp:cNvGraphicFramePr>
+            <a:graphic xmlns:a="http://schemas.openxmlformats.org/drawingml/2006/main">
+              <a:graphicData uri="http://schemas.openxmlformats.org/drawingml/2006/picture">
+                <pic:pic xmlns:pic="http://schemas.openxmlformats.org/drawingml/2006/picture">
+                  <pic:nvPicPr>
+                    <pic:cNvPr id="1300337057" name=""/>
+                    <pic:cNvPicPr/>
+                  </pic:nvPicPr>
+                  <pic:blipFill>
+                    <a:blip r:embed="rId19"/>
+                    <a:stretch>
+                      <a:fillRect/>
+                    </a:stretch>
+                  </pic:blipFill>
+                  <pic:spPr>
+                    <a:xfrm>
+                      <a:off x="0" y="0"/>
+                      <a:ext cx="5400040" cy="2836545"/>
+                    </a:xfrm>
+                    <a:prstGeom prst="rect">
+                      <a:avLst/>
+                    </a:prstGeom>
+                  </pic:spPr>
+                </pic:pic>
+              </a:graphicData>
+            </a:graphic>
+          </wp:inline>
+        </w:drawing>
       </w:r>
     </w:p>
     <w:sectPr>
@@ -1114,6 +1696,7 @@
   <w:style w:type="character" w:default="1" w:styleId="Fuentedeprrafopredeter">
     <w:name w:val="Default Paragraph Font"/>
     <w:uiPriority w:val="1"/>
+    <w:semiHidden/>
     <w:unhideWhenUsed/>
   </w:style>
   <w:style w:type="table" w:default="1" w:styleId="Tablanormal">

--- a/Python 3 - Nivel Inicial/Notas_clase_3.docx
+++ b/Python 3 - Nivel Inicial/Notas_clase_3.docx
@@ -14,6 +14,9 @@
     <w:p/>
     <w:p>
       <w:r>
+        <w:rPr>
+          <w:noProof/>
+        </w:rPr>
         <w:drawing>
           <wp:inline distT="0" distB="0" distL="0" distR="0" wp14:anchorId="107B7066" wp14:editId="6A93B119">
             <wp:extent cx="3324689" cy="2314898"/>
@@ -461,6 +464,7 @@
       </w:pPr>
       <w:r>
         <w:rPr>
+          <w:noProof/>
           <w:u w:val="single"/>
         </w:rPr>
         <w:lastRenderedPageBreak/>
@@ -503,6 +507,9 @@
     </w:p>
     <w:p>
       <w:r>
+        <w:rPr>
+          <w:noProof/>
+        </w:rPr>
         <w:drawing>
           <wp:inline distT="0" distB="0" distL="0" distR="0" wp14:anchorId="32014B55" wp14:editId="7BF9EDFE">
             <wp:extent cx="5400040" cy="953770"/>
@@ -548,6 +555,9 @@
     </w:p>
     <w:p>
       <w:r>
+        <w:rPr>
+          <w:noProof/>
+        </w:rPr>
         <w:lastRenderedPageBreak/>
         <w:drawing>
           <wp:inline distT="0" distB="0" distL="0" distR="0" wp14:anchorId="3FABBA5C" wp14:editId="1C92FC41">
@@ -589,6 +599,9 @@
     <w:p/>
     <w:p>
       <w:r>
+        <w:rPr>
+          <w:noProof/>
+        </w:rPr>
         <w:drawing>
           <wp:inline distT="0" distB="0" distL="0" distR="0" wp14:anchorId="37E9D61E" wp14:editId="7127840C">
             <wp:extent cx="5400040" cy="855345"/>
@@ -628,6 +641,9 @@
     </w:p>
     <w:p>
       <w:r>
+        <w:rPr>
+          <w:noProof/>
+        </w:rPr>
         <w:drawing>
           <wp:inline distT="0" distB="0" distL="0" distR="0" wp14:anchorId="11F20AAB" wp14:editId="75FF8939">
             <wp:extent cx="5400040" cy="4544695"/>
@@ -673,6 +689,9 @@
     </w:p>
     <w:p>
       <w:r>
+        <w:rPr>
+          <w:noProof/>
+        </w:rPr>
         <w:drawing>
           <wp:inline distT="0" distB="0" distL="0" distR="0" wp14:anchorId="716C8544" wp14:editId="67A2AB74">
             <wp:extent cx="5400040" cy="917575"/>
@@ -719,6 +738,9 @@
     <w:p/>
     <w:p>
       <w:r>
+        <w:rPr>
+          <w:noProof/>
+        </w:rPr>
         <w:drawing>
           <wp:inline distT="0" distB="0" distL="0" distR="0" wp14:anchorId="451B14A3" wp14:editId="63DA87D2">
             <wp:extent cx="5400040" cy="1992630"/>
@@ -769,6 +791,9 @@
     </w:p>
     <w:p>
       <w:r>
+        <w:rPr>
+          <w:noProof/>
+        </w:rPr>
         <w:drawing>
           <wp:inline distT="0" distB="0" distL="0" distR="0" wp14:anchorId="09E52B89" wp14:editId="52709159">
             <wp:extent cx="5400040" cy="3140075"/>
@@ -819,6 +844,9 @@
         </w:rPr>
       </w:pPr>
       <w:r>
+        <w:rPr>
+          <w:noProof/>
+        </w:rPr>
         <w:drawing>
           <wp:inline distT="0" distB="0" distL="0" distR="0" wp14:anchorId="4ADA8230" wp14:editId="3AE0D79A">
             <wp:extent cx="5400040" cy="2308860"/>
@@ -908,6 +936,9 @@
     <w:p/>
     <w:p>
       <w:r>
+        <w:rPr>
+          <w:noProof/>
+        </w:rPr>
         <w:drawing>
           <wp:inline distT="0" distB="0" distL="0" distR="0" wp14:anchorId="08DCF2FF" wp14:editId="4A18BF41">
             <wp:extent cx="5400040" cy="3829050"/>
@@ -960,6 +991,9 @@
     <w:p/>
     <w:p>
       <w:r>
+        <w:rPr>
+          <w:noProof/>
+        </w:rPr>
         <w:drawing>
           <wp:inline distT="0" distB="0" distL="0" distR="0" wp14:anchorId="21B393C9" wp14:editId="21715533">
             <wp:extent cx="5400040" cy="2941955"/>
@@ -1000,6 +1034,9 @@
     <w:p/>
     <w:p>
       <w:r>
+        <w:rPr>
+          <w:noProof/>
+        </w:rPr>
         <w:lastRenderedPageBreak/>
         <w:drawing>
           <wp:inline distT="0" distB="0" distL="0" distR="0" wp14:anchorId="39700B00" wp14:editId="0D442083">
@@ -1046,6 +1083,9 @@
     </w:p>
     <w:p>
       <w:r>
+        <w:rPr>
+          <w:noProof/>
+        </w:rPr>
         <w:drawing>
           <wp:inline distT="0" distB="0" distL="0" distR="0" wp14:anchorId="131C733B" wp14:editId="24045665">
             <wp:extent cx="5400040" cy="2836545"/>
@@ -1083,6 +1123,1317 @@
         </w:drawing>
       </w:r>
     </w:p>
+    <w:p/>
+    <w:p/>
+    <w:p/>
+    <w:p>
+      <w:pPr>
+        <w:pStyle w:val="Ttulo"/>
+      </w:pPr>
+      <w:r>
+        <w:lastRenderedPageBreak/>
+        <w:t>Apuntes Videos</w:t>
+      </w:r>
+    </w:p>
+    <w:p/>
+    <w:p>
+      <w:pPr>
+        <w:pStyle w:val="Subttulo"/>
+      </w:pPr>
+      <w:r>
+        <w:t>Sets</w:t>
+      </w:r>
+    </w:p>
+    <w:p/>
+    <w:p>
+      <w:r>
+        <w:t>Se usan p/ej para convertir listas y devolver objetos únicos.</w:t>
+      </w:r>
+    </w:p>
+    <w:p/>
+    <w:p>
+      <w:r>
+        <w:t xml:space="preserve">Entre Sets, se pueden </w:t>
+      </w:r>
+      <w:r>
+        <w:t>hacer operaciones Intersección, Unión, Diferencia (como en diagramas de Venn).</w:t>
+      </w:r>
+    </w:p>
+    <w:p/>
+    <w:p/>
+    <w:p>
+      <w:r>
+        <w:t>Intersección: &amp;</w:t>
+      </w:r>
+    </w:p>
+    <w:p>
+      <w:r>
+        <w:drawing>
+          <wp:inline distT="0" distB="0" distL="0" distR="0" wp14:anchorId="58A34D14" wp14:editId="0BD0EA16">
+            <wp:extent cx="3982006" cy="1609950"/>
+            <wp:effectExtent l="0" t="0" r="0" b="9525"/>
+            <wp:docPr id="1838505295" name="Imagen 1"/>
+            <wp:cNvGraphicFramePr>
+              <a:graphicFrameLocks xmlns:a="http://schemas.openxmlformats.org/drawingml/2006/main" noChangeAspect="1"/>
+            </wp:cNvGraphicFramePr>
+            <a:graphic xmlns:a="http://schemas.openxmlformats.org/drawingml/2006/main">
+              <a:graphicData uri="http://schemas.openxmlformats.org/drawingml/2006/picture">
+                <pic:pic xmlns:pic="http://schemas.openxmlformats.org/drawingml/2006/picture">
+                  <pic:nvPicPr>
+                    <pic:cNvPr id="1838505295" name=""/>
+                    <pic:cNvPicPr/>
+                  </pic:nvPicPr>
+                  <pic:blipFill>
+                    <a:blip r:embed="rId20"/>
+                    <a:stretch>
+                      <a:fillRect/>
+                    </a:stretch>
+                  </pic:blipFill>
+                  <pic:spPr>
+                    <a:xfrm>
+                      <a:off x="0" y="0"/>
+                      <a:ext cx="3982006" cy="1609950"/>
+                    </a:xfrm>
+                    <a:prstGeom prst="rect">
+                      <a:avLst/>
+                    </a:prstGeom>
+                  </pic:spPr>
+                </pic:pic>
+              </a:graphicData>
+            </a:graphic>
+          </wp:inline>
+        </w:drawing>
+      </w:r>
+    </w:p>
+    <w:p/>
+    <w:p>
+      <w:r>
+        <w:drawing>
+          <wp:inline distT="0" distB="0" distL="0" distR="0" wp14:anchorId="09CDBE86" wp14:editId="3512C6AA">
+            <wp:extent cx="1133633" cy="181000"/>
+            <wp:effectExtent l="0" t="0" r="9525" b="9525"/>
+            <wp:docPr id="226058751" name="Imagen 1"/>
+            <wp:cNvGraphicFramePr>
+              <a:graphicFrameLocks xmlns:a="http://schemas.openxmlformats.org/drawingml/2006/main" noChangeAspect="1"/>
+            </wp:cNvGraphicFramePr>
+            <a:graphic xmlns:a="http://schemas.openxmlformats.org/drawingml/2006/main">
+              <a:graphicData uri="http://schemas.openxmlformats.org/drawingml/2006/picture">
+                <pic:pic xmlns:pic="http://schemas.openxmlformats.org/drawingml/2006/picture">
+                  <pic:nvPicPr>
+                    <pic:cNvPr id="226058751" name=""/>
+                    <pic:cNvPicPr/>
+                  </pic:nvPicPr>
+                  <pic:blipFill>
+                    <a:blip r:embed="rId21"/>
+                    <a:stretch>
+                      <a:fillRect/>
+                    </a:stretch>
+                  </pic:blipFill>
+                  <pic:spPr>
+                    <a:xfrm>
+                      <a:off x="0" y="0"/>
+                      <a:ext cx="1133633" cy="181000"/>
+                    </a:xfrm>
+                    <a:prstGeom prst="rect">
+                      <a:avLst/>
+                    </a:prstGeom>
+                  </pic:spPr>
+                </pic:pic>
+              </a:graphicData>
+            </a:graphic>
+          </wp:inline>
+        </w:drawing>
+      </w:r>
+    </w:p>
+    <w:p/>
+    <w:p>
+      <w:r>
+        <w:drawing>
+          <wp:inline distT="0" distB="0" distL="0" distR="0" wp14:anchorId="00A2712F" wp14:editId="40AF8149">
+            <wp:extent cx="5400040" cy="1586230"/>
+            <wp:effectExtent l="0" t="0" r="0" b="0"/>
+            <wp:docPr id="334770631" name="Imagen 1"/>
+            <wp:cNvGraphicFramePr>
+              <a:graphicFrameLocks xmlns:a="http://schemas.openxmlformats.org/drawingml/2006/main" noChangeAspect="1"/>
+            </wp:cNvGraphicFramePr>
+            <a:graphic xmlns:a="http://schemas.openxmlformats.org/drawingml/2006/main">
+              <a:graphicData uri="http://schemas.openxmlformats.org/drawingml/2006/picture">
+                <pic:pic xmlns:pic="http://schemas.openxmlformats.org/drawingml/2006/picture">
+                  <pic:nvPicPr>
+                    <pic:cNvPr id="334770631" name=""/>
+                    <pic:cNvPicPr/>
+                  </pic:nvPicPr>
+                  <pic:blipFill>
+                    <a:blip r:embed="rId22"/>
+                    <a:stretch>
+                      <a:fillRect/>
+                    </a:stretch>
+                  </pic:blipFill>
+                  <pic:spPr>
+                    <a:xfrm>
+                      <a:off x="0" y="0"/>
+                      <a:ext cx="5400040" cy="1586230"/>
+                    </a:xfrm>
+                    <a:prstGeom prst="rect">
+                      <a:avLst/>
+                    </a:prstGeom>
+                  </pic:spPr>
+                </pic:pic>
+              </a:graphicData>
+            </a:graphic>
+          </wp:inline>
+        </w:drawing>
+      </w:r>
+    </w:p>
+    <w:p>
+      <w:r>
+        <w:drawing>
+          <wp:inline distT="0" distB="0" distL="0" distR="0" wp14:anchorId="78AD6847" wp14:editId="2F866C72">
+            <wp:extent cx="1781424" cy="419158"/>
+            <wp:effectExtent l="0" t="0" r="9525" b="0"/>
+            <wp:docPr id="85848293" name="Imagen 1"/>
+            <wp:cNvGraphicFramePr>
+              <a:graphicFrameLocks xmlns:a="http://schemas.openxmlformats.org/drawingml/2006/main" noChangeAspect="1"/>
+            </wp:cNvGraphicFramePr>
+            <a:graphic xmlns:a="http://schemas.openxmlformats.org/drawingml/2006/main">
+              <a:graphicData uri="http://schemas.openxmlformats.org/drawingml/2006/picture">
+                <pic:pic xmlns:pic="http://schemas.openxmlformats.org/drawingml/2006/picture">
+                  <pic:nvPicPr>
+                    <pic:cNvPr id="85848293" name=""/>
+                    <pic:cNvPicPr/>
+                  </pic:nvPicPr>
+                  <pic:blipFill>
+                    <a:blip r:embed="rId23"/>
+                    <a:stretch>
+                      <a:fillRect/>
+                    </a:stretch>
+                  </pic:blipFill>
+                  <pic:spPr>
+                    <a:xfrm>
+                      <a:off x="0" y="0"/>
+                      <a:ext cx="1781424" cy="419158"/>
+                    </a:xfrm>
+                    <a:prstGeom prst="rect">
+                      <a:avLst/>
+                    </a:prstGeom>
+                  </pic:spPr>
+                </pic:pic>
+              </a:graphicData>
+            </a:graphic>
+          </wp:inline>
+        </w:drawing>
+      </w:r>
+    </w:p>
+    <w:p/>
+    <w:p>
+      <w:r>
+        <w:t>Unión: |</w:t>
+      </w:r>
+    </w:p>
+    <w:p>
+      <w:r>
+        <w:lastRenderedPageBreak/>
+        <w:drawing>
+          <wp:inline distT="0" distB="0" distL="0" distR="0" wp14:anchorId="58B91563" wp14:editId="4F7666FB">
+            <wp:extent cx="4620270" cy="2667372"/>
+            <wp:effectExtent l="0" t="0" r="8890" b="0"/>
+            <wp:docPr id="1454064619" name="Imagen 1"/>
+            <wp:cNvGraphicFramePr>
+              <a:graphicFrameLocks xmlns:a="http://schemas.openxmlformats.org/drawingml/2006/main" noChangeAspect="1"/>
+            </wp:cNvGraphicFramePr>
+            <a:graphic xmlns:a="http://schemas.openxmlformats.org/drawingml/2006/main">
+              <a:graphicData uri="http://schemas.openxmlformats.org/drawingml/2006/picture">
+                <pic:pic xmlns:pic="http://schemas.openxmlformats.org/drawingml/2006/picture">
+                  <pic:nvPicPr>
+                    <pic:cNvPr id="1454064619" name=""/>
+                    <pic:cNvPicPr/>
+                  </pic:nvPicPr>
+                  <pic:blipFill>
+                    <a:blip r:embed="rId24"/>
+                    <a:stretch>
+                      <a:fillRect/>
+                    </a:stretch>
+                  </pic:blipFill>
+                  <pic:spPr>
+                    <a:xfrm>
+                      <a:off x="0" y="0"/>
+                      <a:ext cx="4620270" cy="2667372"/>
+                    </a:xfrm>
+                    <a:prstGeom prst="rect">
+                      <a:avLst/>
+                    </a:prstGeom>
+                  </pic:spPr>
+                </pic:pic>
+              </a:graphicData>
+            </a:graphic>
+          </wp:inline>
+        </w:drawing>
+      </w:r>
+    </w:p>
+    <w:p/>
+    <w:p/>
+    <w:p>
+      <w:r>
+        <w:drawing>
+          <wp:inline distT="0" distB="0" distL="0" distR="0" wp14:anchorId="1035C5E3" wp14:editId="79F55F6A">
+            <wp:extent cx="1971950" cy="238158"/>
+            <wp:effectExtent l="0" t="0" r="9525" b="9525"/>
+            <wp:docPr id="460430133" name="Imagen 1"/>
+            <wp:cNvGraphicFramePr>
+              <a:graphicFrameLocks xmlns:a="http://schemas.openxmlformats.org/drawingml/2006/main" noChangeAspect="1"/>
+            </wp:cNvGraphicFramePr>
+            <a:graphic xmlns:a="http://schemas.openxmlformats.org/drawingml/2006/main">
+              <a:graphicData uri="http://schemas.openxmlformats.org/drawingml/2006/picture">
+                <pic:pic xmlns:pic="http://schemas.openxmlformats.org/drawingml/2006/picture">
+                  <pic:nvPicPr>
+                    <pic:cNvPr id="460430133" name=""/>
+                    <pic:cNvPicPr/>
+                  </pic:nvPicPr>
+                  <pic:blipFill>
+                    <a:blip r:embed="rId25"/>
+                    <a:stretch>
+                      <a:fillRect/>
+                    </a:stretch>
+                  </pic:blipFill>
+                  <pic:spPr>
+                    <a:xfrm>
+                      <a:off x="0" y="0"/>
+                      <a:ext cx="1971950" cy="238158"/>
+                    </a:xfrm>
+                    <a:prstGeom prst="rect">
+                      <a:avLst/>
+                    </a:prstGeom>
+                  </pic:spPr>
+                </pic:pic>
+              </a:graphicData>
+            </a:graphic>
+          </wp:inline>
+        </w:drawing>
+      </w:r>
+    </w:p>
+    <w:p/>
+    <w:p>
+      <w:r>
+        <w:t>Diferencia : -</w:t>
+      </w:r>
+    </w:p>
+    <w:p>
+      <w:r>
+        <w:drawing>
+          <wp:inline distT="0" distB="0" distL="0" distR="0" wp14:anchorId="034CD349" wp14:editId="355255C9">
+            <wp:extent cx="3991532" cy="3296110"/>
+            <wp:effectExtent l="0" t="0" r="9525" b="0"/>
+            <wp:docPr id="1676048775" name="Imagen 1"/>
+            <wp:cNvGraphicFramePr>
+              <a:graphicFrameLocks xmlns:a="http://schemas.openxmlformats.org/drawingml/2006/main" noChangeAspect="1"/>
+            </wp:cNvGraphicFramePr>
+            <a:graphic xmlns:a="http://schemas.openxmlformats.org/drawingml/2006/main">
+              <a:graphicData uri="http://schemas.openxmlformats.org/drawingml/2006/picture">
+                <pic:pic xmlns:pic="http://schemas.openxmlformats.org/drawingml/2006/picture">
+                  <pic:nvPicPr>
+                    <pic:cNvPr id="1676048775" name=""/>
+                    <pic:cNvPicPr/>
+                  </pic:nvPicPr>
+                  <pic:blipFill>
+                    <a:blip r:embed="rId26"/>
+                    <a:stretch>
+                      <a:fillRect/>
+                    </a:stretch>
+                  </pic:blipFill>
+                  <pic:spPr>
+                    <a:xfrm>
+                      <a:off x="0" y="0"/>
+                      <a:ext cx="3991532" cy="3296110"/>
+                    </a:xfrm>
+                    <a:prstGeom prst="rect">
+                      <a:avLst/>
+                    </a:prstGeom>
+                  </pic:spPr>
+                </pic:pic>
+              </a:graphicData>
+            </a:graphic>
+          </wp:inline>
+        </w:drawing>
+      </w:r>
+    </w:p>
+    <w:p>
+      <w:r>
+        <w:drawing>
+          <wp:inline distT="0" distB="0" distL="0" distR="0" wp14:anchorId="72D647C4" wp14:editId="218C10A2">
+            <wp:extent cx="609685" cy="200053"/>
+            <wp:effectExtent l="0" t="0" r="0" b="9525"/>
+            <wp:docPr id="1350469488" name="Imagen 1"/>
+            <wp:cNvGraphicFramePr>
+              <a:graphicFrameLocks xmlns:a="http://schemas.openxmlformats.org/drawingml/2006/main" noChangeAspect="1"/>
+            </wp:cNvGraphicFramePr>
+            <a:graphic xmlns:a="http://schemas.openxmlformats.org/drawingml/2006/main">
+              <a:graphicData uri="http://schemas.openxmlformats.org/drawingml/2006/picture">
+                <pic:pic xmlns:pic="http://schemas.openxmlformats.org/drawingml/2006/picture">
+                  <pic:nvPicPr>
+                    <pic:cNvPr id="1350469488" name=""/>
+                    <pic:cNvPicPr/>
+                  </pic:nvPicPr>
+                  <pic:blipFill>
+                    <a:blip r:embed="rId27"/>
+                    <a:stretch>
+                      <a:fillRect/>
+                    </a:stretch>
+                  </pic:blipFill>
+                  <pic:spPr>
+                    <a:xfrm>
+                      <a:off x="0" y="0"/>
+                      <a:ext cx="609685" cy="200053"/>
+                    </a:xfrm>
+                    <a:prstGeom prst="rect">
+                      <a:avLst/>
+                    </a:prstGeom>
+                  </pic:spPr>
+                </pic:pic>
+              </a:graphicData>
+            </a:graphic>
+          </wp:inline>
+        </w:drawing>
+      </w:r>
+    </w:p>
+    <w:p/>
+    <w:p>
+      <w:r>
+        <w:t>Continene: &gt;</w:t>
+      </w:r>
+    </w:p>
+    <w:p>
+      <w:r>
+        <w:t>El set2 contiene a todos los elementos del set3?</w:t>
+      </w:r>
+    </w:p>
+    <w:p/>
+    <w:p/>
+    <w:p>
+      <w:pPr>
+        <w:rPr>
+          <w:u w:val="single"/>
+        </w:rPr>
+      </w:pPr>
+      <w:r>
+        <w:rPr>
+          <w:u w:val="single"/>
+        </w:rPr>
+        <w:drawing>
+          <wp:inline distT="0" distB="0" distL="0" distR="0" wp14:anchorId="483C05E4" wp14:editId="41BAC602">
+            <wp:extent cx="4191585" cy="4201111"/>
+            <wp:effectExtent l="0" t="0" r="0" b="9525"/>
+            <wp:docPr id="648962487" name="Imagen 1"/>
+            <wp:cNvGraphicFramePr>
+              <a:graphicFrameLocks xmlns:a="http://schemas.openxmlformats.org/drawingml/2006/main" noChangeAspect="1"/>
+            </wp:cNvGraphicFramePr>
+            <a:graphic xmlns:a="http://schemas.openxmlformats.org/drawingml/2006/main">
+              <a:graphicData uri="http://schemas.openxmlformats.org/drawingml/2006/picture">
+                <pic:pic xmlns:pic="http://schemas.openxmlformats.org/drawingml/2006/picture">
+                  <pic:nvPicPr>
+                    <pic:cNvPr id="648962487" name=""/>
+                    <pic:cNvPicPr/>
+                  </pic:nvPicPr>
+                  <pic:blipFill>
+                    <a:blip r:embed="rId28"/>
+                    <a:stretch>
+                      <a:fillRect/>
+                    </a:stretch>
+                  </pic:blipFill>
+                  <pic:spPr>
+                    <a:xfrm>
+                      <a:off x="0" y="0"/>
+                      <a:ext cx="4191585" cy="4201111"/>
+                    </a:xfrm>
+                    <a:prstGeom prst="rect">
+                      <a:avLst/>
+                    </a:prstGeom>
+                  </pic:spPr>
+                </pic:pic>
+              </a:graphicData>
+            </a:graphic>
+          </wp:inline>
+        </w:drawing>
+      </w:r>
+    </w:p>
+    <w:p>
+      <w:pPr>
+        <w:rPr>
+          <w:u w:val="single"/>
+        </w:rPr>
+      </w:pPr>
+    </w:p>
+    <w:p>
+      <w:pPr>
+        <w:rPr>
+          <w:u w:val="single"/>
+        </w:rPr>
+      </w:pPr>
+      <w:r>
+        <w:rPr>
+          <w:u w:val="single"/>
+        </w:rPr>
+        <w:drawing>
+          <wp:inline distT="0" distB="0" distL="0" distR="0" wp14:anchorId="3C99F0D5" wp14:editId="78B8DFB6">
+            <wp:extent cx="600159" cy="209579"/>
+            <wp:effectExtent l="0" t="0" r="9525" b="0"/>
+            <wp:docPr id="291743378" name="Imagen 1"/>
+            <wp:cNvGraphicFramePr>
+              <a:graphicFrameLocks xmlns:a="http://schemas.openxmlformats.org/drawingml/2006/main" noChangeAspect="1"/>
+            </wp:cNvGraphicFramePr>
+            <a:graphic xmlns:a="http://schemas.openxmlformats.org/drawingml/2006/main">
+              <a:graphicData uri="http://schemas.openxmlformats.org/drawingml/2006/picture">
+                <pic:pic xmlns:pic="http://schemas.openxmlformats.org/drawingml/2006/picture">
+                  <pic:nvPicPr>
+                    <pic:cNvPr id="291743378" name=""/>
+                    <pic:cNvPicPr/>
+                  </pic:nvPicPr>
+                  <pic:blipFill>
+                    <a:blip r:embed="rId29"/>
+                    <a:stretch>
+                      <a:fillRect/>
+                    </a:stretch>
+                  </pic:blipFill>
+                  <pic:spPr>
+                    <a:xfrm>
+                      <a:off x="0" y="0"/>
+                      <a:ext cx="600159" cy="209579"/>
+                    </a:xfrm>
+                    <a:prstGeom prst="rect">
+                      <a:avLst/>
+                    </a:prstGeom>
+                  </pic:spPr>
+                </pic:pic>
+              </a:graphicData>
+            </a:graphic>
+          </wp:inline>
+        </w:drawing>
+      </w:r>
+    </w:p>
+    <w:p/>
+    <w:p/>
+    <w:p/>
+    <w:p/>
+    <w:p/>
+    <w:p/>
+    <w:p/>
+    <w:p/>
+    <w:p/>
+    <w:p/>
+    <w:p/>
+    <w:p>
+      <w:pPr>
+        <w:pStyle w:val="Subttulo"/>
+      </w:pPr>
+      <w:r>
+        <w:lastRenderedPageBreak/>
+        <w:t>Formatos</w:t>
+      </w:r>
+    </w:p>
+    <w:p/>
+    <w:p>
+      <w:r>
+        <w:t>Formatear salidas de un programa</w:t>
+      </w:r>
+    </w:p>
+    <w:p/>
+    <w:p/>
+    <w:p>
+      <w:pPr>
+        <w:rPr>
+          <w:u w:val="single"/>
+        </w:rPr>
+      </w:pPr>
+      <w:r>
+        <w:t xml:space="preserve">Formato para el print con </w:t>
+      </w:r>
+      <w:r>
+        <w:rPr>
+          <w:b/>
+          <w:bCs/>
+        </w:rPr>
+        <w:t>sep</w:t>
+      </w:r>
+      <w:r>
+        <w:rPr>
+          <w:b/>
+          <w:bCs/>
+        </w:rPr>
+        <w:t xml:space="preserve"> </w:t>
+      </w:r>
+      <w:r>
+        <w:t xml:space="preserve"> para elegir el tipo de separación.</w:t>
+      </w:r>
+    </w:p>
+    <w:p>
+      <w:r>
+        <w:drawing>
+          <wp:inline distT="0" distB="0" distL="0" distR="0" wp14:anchorId="3E123B5E" wp14:editId="011BA9C0">
+            <wp:extent cx="5400040" cy="2161540"/>
+            <wp:effectExtent l="0" t="0" r="0" b="0"/>
+            <wp:docPr id="1604494635" name="Imagen 1"/>
+            <wp:cNvGraphicFramePr>
+              <a:graphicFrameLocks xmlns:a="http://schemas.openxmlformats.org/drawingml/2006/main" noChangeAspect="1"/>
+            </wp:cNvGraphicFramePr>
+            <a:graphic xmlns:a="http://schemas.openxmlformats.org/drawingml/2006/main">
+              <a:graphicData uri="http://schemas.openxmlformats.org/drawingml/2006/picture">
+                <pic:pic xmlns:pic="http://schemas.openxmlformats.org/drawingml/2006/picture">
+                  <pic:nvPicPr>
+                    <pic:cNvPr id="1604494635" name=""/>
+                    <pic:cNvPicPr/>
+                  </pic:nvPicPr>
+                  <pic:blipFill>
+                    <a:blip r:embed="rId30"/>
+                    <a:stretch>
+                      <a:fillRect/>
+                    </a:stretch>
+                  </pic:blipFill>
+                  <pic:spPr>
+                    <a:xfrm>
+                      <a:off x="0" y="0"/>
+                      <a:ext cx="5400040" cy="2161540"/>
+                    </a:xfrm>
+                    <a:prstGeom prst="rect">
+                      <a:avLst/>
+                    </a:prstGeom>
+                  </pic:spPr>
+                </pic:pic>
+              </a:graphicData>
+            </a:graphic>
+          </wp:inline>
+        </w:drawing>
+      </w:r>
+    </w:p>
+    <w:p>
+      <w:r>
+        <w:drawing>
+          <wp:inline distT="0" distB="0" distL="0" distR="0" wp14:anchorId="76B240B3" wp14:editId="2F6919F9">
+            <wp:extent cx="4267796" cy="457264"/>
+            <wp:effectExtent l="0" t="0" r="0" b="0"/>
+            <wp:docPr id="1317944588" name="Imagen 1"/>
+            <wp:cNvGraphicFramePr>
+              <a:graphicFrameLocks xmlns:a="http://schemas.openxmlformats.org/drawingml/2006/main" noChangeAspect="1"/>
+            </wp:cNvGraphicFramePr>
+            <a:graphic xmlns:a="http://schemas.openxmlformats.org/drawingml/2006/main">
+              <a:graphicData uri="http://schemas.openxmlformats.org/drawingml/2006/picture">
+                <pic:pic xmlns:pic="http://schemas.openxmlformats.org/drawingml/2006/picture">
+                  <pic:nvPicPr>
+                    <pic:cNvPr id="1317944588" name=""/>
+                    <pic:cNvPicPr/>
+                  </pic:nvPicPr>
+                  <pic:blipFill>
+                    <a:blip r:embed="rId31"/>
+                    <a:stretch>
+                      <a:fillRect/>
+                    </a:stretch>
+                  </pic:blipFill>
+                  <pic:spPr>
+                    <a:xfrm>
+                      <a:off x="0" y="0"/>
+                      <a:ext cx="4267796" cy="457264"/>
+                    </a:xfrm>
+                    <a:prstGeom prst="rect">
+                      <a:avLst/>
+                    </a:prstGeom>
+                  </pic:spPr>
+                </pic:pic>
+              </a:graphicData>
+            </a:graphic>
+          </wp:inline>
+        </w:drawing>
+      </w:r>
+    </w:p>
+    <w:p/>
+    <w:p>
+      <w:r>
+        <w:t>Agregar salto de línea con \n o tabulación con \t</w:t>
+      </w:r>
+    </w:p>
+    <w:p>
+      <w:r>
+        <w:drawing>
+          <wp:inline distT="0" distB="0" distL="0" distR="0" wp14:anchorId="61DB5412" wp14:editId="125E845C">
+            <wp:extent cx="5400040" cy="1772920"/>
+            <wp:effectExtent l="0" t="0" r="0" b="0"/>
+            <wp:docPr id="1175729585" name="Imagen 1"/>
+            <wp:cNvGraphicFramePr>
+              <a:graphicFrameLocks xmlns:a="http://schemas.openxmlformats.org/drawingml/2006/main" noChangeAspect="1"/>
+            </wp:cNvGraphicFramePr>
+            <a:graphic xmlns:a="http://schemas.openxmlformats.org/drawingml/2006/main">
+              <a:graphicData uri="http://schemas.openxmlformats.org/drawingml/2006/picture">
+                <pic:pic xmlns:pic="http://schemas.openxmlformats.org/drawingml/2006/picture">
+                  <pic:nvPicPr>
+                    <pic:cNvPr id="1175729585" name=""/>
+                    <pic:cNvPicPr/>
+                  </pic:nvPicPr>
+                  <pic:blipFill>
+                    <a:blip r:embed="rId32"/>
+                    <a:stretch>
+                      <a:fillRect/>
+                    </a:stretch>
+                  </pic:blipFill>
+                  <pic:spPr>
+                    <a:xfrm>
+                      <a:off x="0" y="0"/>
+                      <a:ext cx="5400040" cy="1772920"/>
+                    </a:xfrm>
+                    <a:prstGeom prst="rect">
+                      <a:avLst/>
+                    </a:prstGeom>
+                  </pic:spPr>
+                </pic:pic>
+              </a:graphicData>
+            </a:graphic>
+          </wp:inline>
+        </w:drawing>
+      </w:r>
+    </w:p>
+    <w:p>
+      <w:r>
+        <w:drawing>
+          <wp:inline distT="0" distB="0" distL="0" distR="0" wp14:anchorId="1595583D" wp14:editId="1D66D316">
+            <wp:extent cx="4001058" cy="390580"/>
+            <wp:effectExtent l="0" t="0" r="0" b="9525"/>
+            <wp:docPr id="164373872" name="Imagen 1"/>
+            <wp:cNvGraphicFramePr>
+              <a:graphicFrameLocks xmlns:a="http://schemas.openxmlformats.org/drawingml/2006/main" noChangeAspect="1"/>
+            </wp:cNvGraphicFramePr>
+            <a:graphic xmlns:a="http://schemas.openxmlformats.org/drawingml/2006/main">
+              <a:graphicData uri="http://schemas.openxmlformats.org/drawingml/2006/picture">
+                <pic:pic xmlns:pic="http://schemas.openxmlformats.org/drawingml/2006/picture">
+                  <pic:nvPicPr>
+                    <pic:cNvPr id="164373872" name=""/>
+                    <pic:cNvPicPr/>
+                  </pic:nvPicPr>
+                  <pic:blipFill>
+                    <a:blip r:embed="rId33"/>
+                    <a:stretch>
+                      <a:fillRect/>
+                    </a:stretch>
+                  </pic:blipFill>
+                  <pic:spPr>
+                    <a:xfrm>
+                      <a:off x="0" y="0"/>
+                      <a:ext cx="4001058" cy="390580"/>
+                    </a:xfrm>
+                    <a:prstGeom prst="rect">
+                      <a:avLst/>
+                    </a:prstGeom>
+                  </pic:spPr>
+                </pic:pic>
+              </a:graphicData>
+            </a:graphic>
+          </wp:inline>
+        </w:drawing>
+      </w:r>
+    </w:p>
+    <w:p/>
+    <w:p>
+      <w:r>
+        <w:t>Secuencias: obtener elementos de lista por posición para utilizarlos como elementos separados</w:t>
+      </w:r>
+    </w:p>
+    <w:p/>
+    <w:p>
+      <w:r>
+        <w:lastRenderedPageBreak/>
+        <w:drawing>
+          <wp:inline distT="0" distB="0" distL="0" distR="0" wp14:anchorId="791A8AC3" wp14:editId="0A4A5D4B">
+            <wp:extent cx="3410426" cy="1409897"/>
+            <wp:effectExtent l="0" t="0" r="0" b="0"/>
+            <wp:docPr id="1077082584" name="Imagen 1"/>
+            <wp:cNvGraphicFramePr>
+              <a:graphicFrameLocks xmlns:a="http://schemas.openxmlformats.org/drawingml/2006/main" noChangeAspect="1"/>
+            </wp:cNvGraphicFramePr>
+            <a:graphic xmlns:a="http://schemas.openxmlformats.org/drawingml/2006/main">
+              <a:graphicData uri="http://schemas.openxmlformats.org/drawingml/2006/picture">
+                <pic:pic xmlns:pic="http://schemas.openxmlformats.org/drawingml/2006/picture">
+                  <pic:nvPicPr>
+                    <pic:cNvPr id="1077082584" name=""/>
+                    <pic:cNvPicPr/>
+                  </pic:nvPicPr>
+                  <pic:blipFill>
+                    <a:blip r:embed="rId34"/>
+                    <a:stretch>
+                      <a:fillRect/>
+                    </a:stretch>
+                  </pic:blipFill>
+                  <pic:spPr>
+                    <a:xfrm>
+                      <a:off x="0" y="0"/>
+                      <a:ext cx="3410426" cy="1409897"/>
+                    </a:xfrm>
+                    <a:prstGeom prst="rect">
+                      <a:avLst/>
+                    </a:prstGeom>
+                  </pic:spPr>
+                </pic:pic>
+              </a:graphicData>
+            </a:graphic>
+          </wp:inline>
+        </w:drawing>
+      </w:r>
+    </w:p>
+    <w:p>
+      <w:r>
+        <w:drawing>
+          <wp:inline distT="0" distB="0" distL="0" distR="0" wp14:anchorId="252A1426" wp14:editId="5A53AEE6">
+            <wp:extent cx="4887007" cy="704948"/>
+            <wp:effectExtent l="0" t="0" r="8890" b="0"/>
+            <wp:docPr id="1234496605" name="Imagen 1"/>
+            <wp:cNvGraphicFramePr>
+              <a:graphicFrameLocks xmlns:a="http://schemas.openxmlformats.org/drawingml/2006/main" noChangeAspect="1"/>
+            </wp:cNvGraphicFramePr>
+            <a:graphic xmlns:a="http://schemas.openxmlformats.org/drawingml/2006/main">
+              <a:graphicData uri="http://schemas.openxmlformats.org/drawingml/2006/picture">
+                <pic:pic xmlns:pic="http://schemas.openxmlformats.org/drawingml/2006/picture">
+                  <pic:nvPicPr>
+                    <pic:cNvPr id="1234496605" name=""/>
+                    <pic:cNvPicPr/>
+                  </pic:nvPicPr>
+                  <pic:blipFill>
+                    <a:blip r:embed="rId35"/>
+                    <a:stretch>
+                      <a:fillRect/>
+                    </a:stretch>
+                  </pic:blipFill>
+                  <pic:spPr>
+                    <a:xfrm>
+                      <a:off x="0" y="0"/>
+                      <a:ext cx="4887007" cy="704948"/>
+                    </a:xfrm>
+                    <a:prstGeom prst="rect">
+                      <a:avLst/>
+                    </a:prstGeom>
+                  </pic:spPr>
+                </pic:pic>
+              </a:graphicData>
+            </a:graphic>
+          </wp:inline>
+        </w:drawing>
+      </w:r>
+    </w:p>
+    <w:p/>
+    <w:p>
+      <w:r>
+        <w:t>Armar secuencia sin saber la cantidad de elementos de la misma</w:t>
+      </w:r>
+      <w:r>
+        <w:br/>
+      </w:r>
+      <w:r>
+        <w:drawing>
+          <wp:inline distT="0" distB="0" distL="0" distR="0" wp14:anchorId="3A073FCA" wp14:editId="4326E8D2">
+            <wp:extent cx="3391373" cy="771633"/>
+            <wp:effectExtent l="0" t="0" r="0" b="9525"/>
+            <wp:docPr id="770543184" name="Imagen 1"/>
+            <wp:cNvGraphicFramePr>
+              <a:graphicFrameLocks xmlns:a="http://schemas.openxmlformats.org/drawingml/2006/main" noChangeAspect="1"/>
+            </wp:cNvGraphicFramePr>
+            <a:graphic xmlns:a="http://schemas.openxmlformats.org/drawingml/2006/main">
+              <a:graphicData uri="http://schemas.openxmlformats.org/drawingml/2006/picture">
+                <pic:pic xmlns:pic="http://schemas.openxmlformats.org/drawingml/2006/picture">
+                  <pic:nvPicPr>
+                    <pic:cNvPr id="770543184" name=""/>
+                    <pic:cNvPicPr/>
+                  </pic:nvPicPr>
+                  <pic:blipFill>
+                    <a:blip r:embed="rId36"/>
+                    <a:stretch>
+                      <a:fillRect/>
+                    </a:stretch>
+                  </pic:blipFill>
+                  <pic:spPr>
+                    <a:xfrm>
+                      <a:off x="0" y="0"/>
+                      <a:ext cx="3391373" cy="771633"/>
+                    </a:xfrm>
+                    <a:prstGeom prst="rect">
+                      <a:avLst/>
+                    </a:prstGeom>
+                  </pic:spPr>
+                </pic:pic>
+              </a:graphicData>
+            </a:graphic>
+          </wp:inline>
+        </w:drawing>
+      </w:r>
+    </w:p>
+    <w:p>
+      <w:r>
+        <w:t>A, *b define el intervalo entre el primer elemento y el último. El primer elemento se almacena en a, y el resto de los elementos en b</w:t>
+      </w:r>
+      <w:r>
+        <w:t xml:space="preserve"> como lista</w:t>
+      </w:r>
+    </w:p>
+    <w:p>
+      <w:r>
+        <w:drawing>
+          <wp:inline distT="0" distB="0" distL="0" distR="0" wp14:anchorId="557E200A" wp14:editId="62A009BB">
+            <wp:extent cx="4039164" cy="333422"/>
+            <wp:effectExtent l="0" t="0" r="0" b="9525"/>
+            <wp:docPr id="1056624138" name="Imagen 1"/>
+            <wp:cNvGraphicFramePr>
+              <a:graphicFrameLocks xmlns:a="http://schemas.openxmlformats.org/drawingml/2006/main" noChangeAspect="1"/>
+            </wp:cNvGraphicFramePr>
+            <a:graphic xmlns:a="http://schemas.openxmlformats.org/drawingml/2006/main">
+              <a:graphicData uri="http://schemas.openxmlformats.org/drawingml/2006/picture">
+                <pic:pic xmlns:pic="http://schemas.openxmlformats.org/drawingml/2006/picture">
+                  <pic:nvPicPr>
+                    <pic:cNvPr id="1056624138" name=""/>
+                    <pic:cNvPicPr/>
+                  </pic:nvPicPr>
+                  <pic:blipFill>
+                    <a:blip r:embed="rId37"/>
+                    <a:stretch>
+                      <a:fillRect/>
+                    </a:stretch>
+                  </pic:blipFill>
+                  <pic:spPr>
+                    <a:xfrm>
+                      <a:off x="0" y="0"/>
+                      <a:ext cx="4039164" cy="333422"/>
+                    </a:xfrm>
+                    <a:prstGeom prst="rect">
+                      <a:avLst/>
+                    </a:prstGeom>
+                  </pic:spPr>
+                </pic:pic>
+              </a:graphicData>
+            </a:graphic>
+          </wp:inline>
+        </w:drawing>
+      </w:r>
+    </w:p>
+    <w:p>
+      <w:r>
+        <w:t>Se ve bien en el siguiente formato, con un string</w:t>
+      </w:r>
+    </w:p>
+    <w:p>
+      <w:r>
+        <w:drawing>
+          <wp:inline distT="0" distB="0" distL="0" distR="0" wp14:anchorId="6AF48099" wp14:editId="40F64BFE">
+            <wp:extent cx="2429214" cy="628738"/>
+            <wp:effectExtent l="0" t="0" r="0" b="0"/>
+            <wp:docPr id="178261227" name="Imagen 1"/>
+            <wp:cNvGraphicFramePr>
+              <a:graphicFrameLocks xmlns:a="http://schemas.openxmlformats.org/drawingml/2006/main" noChangeAspect="1"/>
+            </wp:cNvGraphicFramePr>
+            <a:graphic xmlns:a="http://schemas.openxmlformats.org/drawingml/2006/main">
+              <a:graphicData uri="http://schemas.openxmlformats.org/drawingml/2006/picture">
+                <pic:pic xmlns:pic="http://schemas.openxmlformats.org/drawingml/2006/picture">
+                  <pic:nvPicPr>
+                    <pic:cNvPr id="178261227" name=""/>
+                    <pic:cNvPicPr/>
+                  </pic:nvPicPr>
+                  <pic:blipFill>
+                    <a:blip r:embed="rId38"/>
+                    <a:stretch>
+                      <a:fillRect/>
+                    </a:stretch>
+                  </pic:blipFill>
+                  <pic:spPr>
+                    <a:xfrm>
+                      <a:off x="0" y="0"/>
+                      <a:ext cx="2429214" cy="628738"/>
+                    </a:xfrm>
+                    <a:prstGeom prst="rect">
+                      <a:avLst/>
+                    </a:prstGeom>
+                  </pic:spPr>
+                </pic:pic>
+              </a:graphicData>
+            </a:graphic>
+          </wp:inline>
+        </w:drawing>
+      </w:r>
+    </w:p>
+    <w:p>
+      <w:pPr>
+        <w:rPr>
+          <w:u w:val="single"/>
+        </w:rPr>
+      </w:pPr>
+      <w:r>
+        <w:drawing>
+          <wp:inline distT="0" distB="0" distL="0" distR="0" wp14:anchorId="3ACE4F82" wp14:editId="17CD0A51">
+            <wp:extent cx="3972479" cy="362001"/>
+            <wp:effectExtent l="0" t="0" r="0" b="0"/>
+            <wp:docPr id="1883439806" name="Imagen 1"/>
+            <wp:cNvGraphicFramePr>
+              <a:graphicFrameLocks xmlns:a="http://schemas.openxmlformats.org/drawingml/2006/main" noChangeAspect="1"/>
+            </wp:cNvGraphicFramePr>
+            <a:graphic xmlns:a="http://schemas.openxmlformats.org/drawingml/2006/main">
+              <a:graphicData uri="http://schemas.openxmlformats.org/drawingml/2006/picture">
+                <pic:pic xmlns:pic="http://schemas.openxmlformats.org/drawingml/2006/picture">
+                  <pic:nvPicPr>
+                    <pic:cNvPr id="1883439806" name=""/>
+                    <pic:cNvPicPr/>
+                  </pic:nvPicPr>
+                  <pic:blipFill>
+                    <a:blip r:embed="rId39"/>
+                    <a:stretch>
+                      <a:fillRect/>
+                    </a:stretch>
+                  </pic:blipFill>
+                  <pic:spPr>
+                    <a:xfrm>
+                      <a:off x="0" y="0"/>
+                      <a:ext cx="3972479" cy="362001"/>
+                    </a:xfrm>
+                    <a:prstGeom prst="rect">
+                      <a:avLst/>
+                    </a:prstGeom>
+                  </pic:spPr>
+                </pic:pic>
+              </a:graphicData>
+            </a:graphic>
+          </wp:inline>
+        </w:drawing>
+      </w:r>
+    </w:p>
+    <w:p>
+      <w:pPr>
+        <w:rPr>
+          <w:u w:val="single"/>
+        </w:rPr>
+      </w:pPr>
+    </w:p>
+    <w:p>
+      <w:pPr>
+        <w:pStyle w:val="Subttulo"/>
+      </w:pPr>
+      <w:r>
+        <w:t>Librería pprint</w:t>
+      </w:r>
+    </w:p>
+    <w:p>
+      <w:r>
+        <w:t>Herra</w:t>
+      </w:r>
+      <w:r>
+        <w:t>mienta para mejorar la visualización de objetos de tipo diccionario</w:t>
+      </w:r>
+    </w:p>
+    <w:p>
+      <w:r>
+        <w:drawing>
+          <wp:inline distT="0" distB="0" distL="0" distR="0" wp14:anchorId="3CDE6F30" wp14:editId="3C5C4C72">
+            <wp:extent cx="2600688" cy="1752845"/>
+            <wp:effectExtent l="0" t="0" r="0" b="0"/>
+            <wp:docPr id="1583022652" name="Imagen 1"/>
+            <wp:cNvGraphicFramePr>
+              <a:graphicFrameLocks xmlns:a="http://schemas.openxmlformats.org/drawingml/2006/main" noChangeAspect="1"/>
+            </wp:cNvGraphicFramePr>
+            <a:graphic xmlns:a="http://schemas.openxmlformats.org/drawingml/2006/main">
+              <a:graphicData uri="http://schemas.openxmlformats.org/drawingml/2006/picture">
+                <pic:pic xmlns:pic="http://schemas.openxmlformats.org/drawingml/2006/picture">
+                  <pic:nvPicPr>
+                    <pic:cNvPr id="1583022652" name=""/>
+                    <pic:cNvPicPr/>
+                  </pic:nvPicPr>
+                  <pic:blipFill>
+                    <a:blip r:embed="rId40"/>
+                    <a:stretch>
+                      <a:fillRect/>
+                    </a:stretch>
+                  </pic:blipFill>
+                  <pic:spPr>
+                    <a:xfrm>
+                      <a:off x="0" y="0"/>
+                      <a:ext cx="2600688" cy="1752845"/>
+                    </a:xfrm>
+                    <a:prstGeom prst="rect">
+                      <a:avLst/>
+                    </a:prstGeom>
+                  </pic:spPr>
+                </pic:pic>
+              </a:graphicData>
+            </a:graphic>
+          </wp:inline>
+        </w:drawing>
+      </w:r>
+    </w:p>
+    <w:p/>
+    <w:p>
+      <w:r>
+        <w:drawing>
+          <wp:inline distT="0" distB="0" distL="0" distR="0" wp14:anchorId="77993BE5" wp14:editId="5065C50A">
+            <wp:extent cx="5400040" cy="1624965"/>
+            <wp:effectExtent l="0" t="0" r="0" b="0"/>
+            <wp:docPr id="1525159738" name="Imagen 1"/>
+            <wp:cNvGraphicFramePr>
+              <a:graphicFrameLocks xmlns:a="http://schemas.openxmlformats.org/drawingml/2006/main" noChangeAspect="1"/>
+            </wp:cNvGraphicFramePr>
+            <a:graphic xmlns:a="http://schemas.openxmlformats.org/drawingml/2006/main">
+              <a:graphicData uri="http://schemas.openxmlformats.org/drawingml/2006/picture">
+                <pic:pic xmlns:pic="http://schemas.openxmlformats.org/drawingml/2006/picture">
+                  <pic:nvPicPr>
+                    <pic:cNvPr id="1525159738" name=""/>
+                    <pic:cNvPicPr/>
+                  </pic:nvPicPr>
+                  <pic:blipFill>
+                    <a:blip r:embed="rId41"/>
+                    <a:stretch>
+                      <a:fillRect/>
+                    </a:stretch>
+                  </pic:blipFill>
+                  <pic:spPr>
+                    <a:xfrm>
+                      <a:off x="0" y="0"/>
+                      <a:ext cx="5400040" cy="1624965"/>
+                    </a:xfrm>
+                    <a:prstGeom prst="rect">
+                      <a:avLst/>
+                    </a:prstGeom>
+                  </pic:spPr>
+                </pic:pic>
+              </a:graphicData>
+            </a:graphic>
+          </wp:inline>
+        </w:drawing>
+      </w:r>
+    </w:p>
+    <w:p/>
+    <w:p>
+      <w:pPr>
+        <w:pStyle w:val="Subttulo"/>
+      </w:pPr>
+    </w:p>
+    <w:p>
+      <w:pPr>
+        <w:pStyle w:val="Subttulo"/>
+      </w:pPr>
+      <w:r>
+        <w:t>F String</w:t>
+      </w:r>
+    </w:p>
+    <w:p>
+      <w:r>
+        <w:drawing>
+          <wp:inline distT="0" distB="0" distL="0" distR="0" wp14:anchorId="07856EFF" wp14:editId="622B3185">
+            <wp:extent cx="5400040" cy="1542415"/>
+            <wp:effectExtent l="0" t="0" r="0" b="635"/>
+            <wp:docPr id="296007446" name="Imagen 1"/>
+            <wp:cNvGraphicFramePr>
+              <a:graphicFrameLocks xmlns:a="http://schemas.openxmlformats.org/drawingml/2006/main" noChangeAspect="1"/>
+            </wp:cNvGraphicFramePr>
+            <a:graphic xmlns:a="http://schemas.openxmlformats.org/drawingml/2006/main">
+              <a:graphicData uri="http://schemas.openxmlformats.org/drawingml/2006/picture">
+                <pic:pic xmlns:pic="http://schemas.openxmlformats.org/drawingml/2006/picture">
+                  <pic:nvPicPr>
+                    <pic:cNvPr id="296007446" name=""/>
+                    <pic:cNvPicPr/>
+                  </pic:nvPicPr>
+                  <pic:blipFill>
+                    <a:blip r:embed="rId42"/>
+                    <a:stretch>
+                      <a:fillRect/>
+                    </a:stretch>
+                  </pic:blipFill>
+                  <pic:spPr>
+                    <a:xfrm>
+                      <a:off x="0" y="0"/>
+                      <a:ext cx="5400040" cy="1542415"/>
+                    </a:xfrm>
+                    <a:prstGeom prst="rect">
+                      <a:avLst/>
+                    </a:prstGeom>
+                  </pic:spPr>
+                </pic:pic>
+              </a:graphicData>
+            </a:graphic>
+          </wp:inline>
+        </w:drawing>
+      </w:r>
+    </w:p>
+    <w:p/>
+    <w:p/>
+    <w:p>
+      <w:r>
+        <w:t>Formateo en Fstring (cantidad de dígitos)</w:t>
+      </w:r>
+    </w:p>
+    <w:p>
+      <w:r>
+        <w:drawing>
+          <wp:inline distT="0" distB="0" distL="0" distR="0" wp14:anchorId="5F43B2BA" wp14:editId="432C638F">
+            <wp:extent cx="4829849" cy="781159"/>
+            <wp:effectExtent l="0" t="0" r="8890" b="0"/>
+            <wp:docPr id="813870660" name="Imagen 1"/>
+            <wp:cNvGraphicFramePr>
+              <a:graphicFrameLocks xmlns:a="http://schemas.openxmlformats.org/drawingml/2006/main" noChangeAspect="1"/>
+            </wp:cNvGraphicFramePr>
+            <a:graphic xmlns:a="http://schemas.openxmlformats.org/drawingml/2006/main">
+              <a:graphicData uri="http://schemas.openxmlformats.org/drawingml/2006/picture">
+                <pic:pic xmlns:pic="http://schemas.openxmlformats.org/drawingml/2006/picture">
+                  <pic:nvPicPr>
+                    <pic:cNvPr id="813870660" name=""/>
+                    <pic:cNvPicPr/>
+                  </pic:nvPicPr>
+                  <pic:blipFill>
+                    <a:blip r:embed="rId43"/>
+                    <a:stretch>
+                      <a:fillRect/>
+                    </a:stretch>
+                  </pic:blipFill>
+                  <pic:spPr>
+                    <a:xfrm>
+                      <a:off x="0" y="0"/>
+                      <a:ext cx="4829849" cy="781159"/>
+                    </a:xfrm>
+                    <a:prstGeom prst="rect">
+                      <a:avLst/>
+                    </a:prstGeom>
+                  </pic:spPr>
+                </pic:pic>
+              </a:graphicData>
+            </a:graphic>
+          </wp:inline>
+        </w:drawing>
+      </w:r>
+    </w:p>
+    <w:p>
+      <w:r>
+        <w:drawing>
+          <wp:inline distT="0" distB="0" distL="0" distR="0" wp14:anchorId="08D91095" wp14:editId="0A5DDFDA">
+            <wp:extent cx="3896269" cy="428685"/>
+            <wp:effectExtent l="0" t="0" r="0" b="9525"/>
+            <wp:docPr id="857986089" name="Imagen 1"/>
+            <wp:cNvGraphicFramePr>
+              <a:graphicFrameLocks xmlns:a="http://schemas.openxmlformats.org/drawingml/2006/main" noChangeAspect="1"/>
+            </wp:cNvGraphicFramePr>
+            <a:graphic xmlns:a="http://schemas.openxmlformats.org/drawingml/2006/main">
+              <a:graphicData uri="http://schemas.openxmlformats.org/drawingml/2006/picture">
+                <pic:pic xmlns:pic="http://schemas.openxmlformats.org/drawingml/2006/picture">
+                  <pic:nvPicPr>
+                    <pic:cNvPr id="857986089" name=""/>
+                    <pic:cNvPicPr/>
+                  </pic:nvPicPr>
+                  <pic:blipFill>
+                    <a:blip r:embed="rId44"/>
+                    <a:stretch>
+                      <a:fillRect/>
+                    </a:stretch>
+                  </pic:blipFill>
+                  <pic:spPr>
+                    <a:xfrm>
+                      <a:off x="0" y="0"/>
+                      <a:ext cx="3896269" cy="428685"/>
+                    </a:xfrm>
+                    <a:prstGeom prst="rect">
+                      <a:avLst/>
+                    </a:prstGeom>
+                  </pic:spPr>
+                </pic:pic>
+              </a:graphicData>
+            </a:graphic>
+          </wp:inline>
+        </w:drawing>
+      </w:r>
+    </w:p>
+    <w:p/>
+    <w:p>
+      <w:r>
+        <w:t>String.format</w:t>
+      </w:r>
+    </w:p>
+    <w:p>
+      <w:r>
+        <w:lastRenderedPageBreak/>
+        <w:drawing>
+          <wp:inline distT="0" distB="0" distL="0" distR="0" wp14:anchorId="6E21640B" wp14:editId="3F49B315">
+            <wp:extent cx="5400040" cy="1740535"/>
+            <wp:effectExtent l="0" t="0" r="0" b="0"/>
+            <wp:docPr id="1055720574" name="Imagen 1"/>
+            <wp:cNvGraphicFramePr>
+              <a:graphicFrameLocks xmlns:a="http://schemas.openxmlformats.org/drawingml/2006/main" noChangeAspect="1"/>
+            </wp:cNvGraphicFramePr>
+            <a:graphic xmlns:a="http://schemas.openxmlformats.org/drawingml/2006/main">
+              <a:graphicData uri="http://schemas.openxmlformats.org/drawingml/2006/picture">
+                <pic:pic xmlns:pic="http://schemas.openxmlformats.org/drawingml/2006/picture">
+                  <pic:nvPicPr>
+                    <pic:cNvPr id="1055720574" name=""/>
+                    <pic:cNvPicPr/>
+                  </pic:nvPicPr>
+                  <pic:blipFill>
+                    <a:blip r:embed="rId45"/>
+                    <a:stretch>
+                      <a:fillRect/>
+                    </a:stretch>
+                  </pic:blipFill>
+                  <pic:spPr>
+                    <a:xfrm>
+                      <a:off x="0" y="0"/>
+                      <a:ext cx="5400040" cy="1740535"/>
+                    </a:xfrm>
+                    <a:prstGeom prst="rect">
+                      <a:avLst/>
+                    </a:prstGeom>
+                  </pic:spPr>
+                </pic:pic>
+              </a:graphicData>
+            </a:graphic>
+          </wp:inline>
+        </w:drawing>
+      </w:r>
+    </w:p>
+    <w:p/>
+    <w:p>
+      <w:r>
+        <w:drawing>
+          <wp:inline distT="0" distB="0" distL="0" distR="0" wp14:anchorId="40F9FA39" wp14:editId="510141A2">
+            <wp:extent cx="4525006" cy="400106"/>
+            <wp:effectExtent l="0" t="0" r="0" b="0"/>
+            <wp:docPr id="849531780" name="Imagen 1"/>
+            <wp:cNvGraphicFramePr>
+              <a:graphicFrameLocks xmlns:a="http://schemas.openxmlformats.org/drawingml/2006/main" noChangeAspect="1"/>
+            </wp:cNvGraphicFramePr>
+            <a:graphic xmlns:a="http://schemas.openxmlformats.org/drawingml/2006/main">
+              <a:graphicData uri="http://schemas.openxmlformats.org/drawingml/2006/picture">
+                <pic:pic xmlns:pic="http://schemas.openxmlformats.org/drawingml/2006/picture">
+                  <pic:nvPicPr>
+                    <pic:cNvPr id="849531780" name=""/>
+                    <pic:cNvPicPr/>
+                  </pic:nvPicPr>
+                  <pic:blipFill>
+                    <a:blip r:embed="rId46"/>
+                    <a:stretch>
+                      <a:fillRect/>
+                    </a:stretch>
+                  </pic:blipFill>
+                  <pic:spPr>
+                    <a:xfrm>
+                      <a:off x="0" y="0"/>
+                      <a:ext cx="4525006" cy="400106"/>
+                    </a:xfrm>
+                    <a:prstGeom prst="rect">
+                      <a:avLst/>
+                    </a:prstGeom>
+                  </pic:spPr>
+                </pic:pic>
+              </a:graphicData>
+            </a:graphic>
+          </wp:inline>
+        </w:drawing>
+      </w:r>
+    </w:p>
+    <w:p/>
+    <w:p>
+      <w:pPr>
+        <w:pStyle w:val="Subttulo"/>
+      </w:pPr>
+      <w:r>
+        <w:t xml:space="preserve"> </w:t>
+      </w:r>
+      <w:r>
+        <w:br/>
+      </w:r>
+    </w:p>
+    <w:p/>
+    <w:p/>
+    <w:p/>
     <w:sectPr>
       <w:pgSz w:w="11906" w:h="16838"/>
       <w:pgMar w:top="1417" w:right="1701" w:bottom="1417" w:left="1701" w:header="708" w:footer="708" w:gutter="0"/>
